--- a/Relazione_totale.docx
+++ b/Relazione_totale.docx
@@ -870,20 +870,51 @@
     </w:p>
     <w:p>
       <w:pPr>
-        <w:pStyle w:val="StileTesi"/>
-      </w:pPr>
-      <w:r>
-        <w:t>2</w:t>
-      </w:r>
-      <w:r>
-        <w:t xml:space="preserve">. </w:t>
-      </w:r>
-      <w:r>
-        <w:t>Implementazione Sequenziale</w:t>
+        <w:spacing w:after="120"/>
+        <w:jc w:val="both"/>
+        <w:rPr>
+          <w:sz w:val="20"/>
+          <w:szCs w:val="18"/>
+        </w:rPr>
+      </w:pPr>
+      <w:r>
+        <w:rPr>
+          <w:sz w:val="20"/>
+          <w:szCs w:val="18"/>
+        </w:rPr>
+        <w:t>Tutte le analisi presentate in questa relazione sono state realizzate attraverso</w:t>
+      </w:r>
+      <w:r>
+        <w:rPr>
+          <w:sz w:val="20"/>
+          <w:szCs w:val="18"/>
+        </w:rPr>
+        <w:t xml:space="preserve"> estrapolazione di statistiche di performance, eseguendo i codici consegnati </w:t>
+      </w:r>
+      <w:r>
+        <w:rPr>
+          <w:sz w:val="20"/>
+          <w:szCs w:val="18"/>
+        </w:rPr>
+        <w:t>su Google CoLab.</w:t>
       </w:r>
     </w:p>
     <w:p>
       <w:pPr>
+        <w:pStyle w:val="StileTesi"/>
+      </w:pPr>
+      <w:r>
+        <w:t>2</w:t>
+      </w:r>
+      <w:r>
+        <w:t xml:space="preserve">. </w:t>
+      </w:r>
+      <w:r>
+        <w:t>Implementazione Sequenziale</w:t>
+      </w:r>
+    </w:p>
+    <w:p>
+      <w:pPr>
         <w:spacing w:after="120"/>
         <w:jc w:val="both"/>
         <w:rPr>
@@ -1053,7 +1084,21 @@
           <w:sz w:val="20"/>
           <w:szCs w:val="18"/>
         </w:rPr>
-        <w:t>).</w:t>
+        <w:t>)</w:t>
+      </w:r>
+      <w:r>
+        <w:rPr>
+          <w:sz w:val="20"/>
+          <w:szCs w:val="18"/>
+        </w:rPr>
+        <w:t>, aggiungendo due righe e due colonne di zeri alla griglia logica</w:t>
+      </w:r>
+      <w:r>
+        <w:rPr>
+          <w:sz w:val="20"/>
+          <w:szCs w:val="18"/>
+        </w:rPr>
+        <w:t>.</w:t>
       </w:r>
     </w:p>
     <w:p>
@@ -1554,7 +1599,7 @@
           <w:szCs w:val="18"/>
         </w:rPr>
         <w:drawing>
-          <wp:anchor distT="0" distB="0" distL="114300" distR="114300" simplePos="0" relativeHeight="251688960" behindDoc="1" locked="0" layoutInCell="1" allowOverlap="1" wp14:anchorId="5FE60B97" wp14:editId="6B2D8649">
+          <wp:anchor distT="0" distB="0" distL="114300" distR="114300" simplePos="0" relativeHeight="251688960" behindDoc="1" locked="0" layoutInCell="1" allowOverlap="1" wp14:anchorId="5FE60B97" wp14:editId="1EDFCEF2">
             <wp:simplePos x="0" y="0"/>
             <wp:positionH relativeFrom="column">
               <wp:posOffset>-1270</wp:posOffset>
@@ -9122,7 +9167,7 @@
           <w:szCs w:val="20"/>
         </w:rPr>
         <w:drawing>
-          <wp:anchor distT="0" distB="0" distL="114300" distR="114300" simplePos="0" relativeHeight="251673600" behindDoc="0" locked="0" layoutInCell="1" allowOverlap="1" wp14:anchorId="3475BD4B" wp14:editId="1B0D6021">
+          <wp:anchor distT="0" distB="0" distL="114300" distR="114300" simplePos="0" relativeHeight="251673600" behindDoc="0" locked="0" layoutInCell="1" allowOverlap="1" wp14:anchorId="3475BD4B" wp14:editId="2B16A5B5">
             <wp:simplePos x="0" y="0"/>
             <wp:positionH relativeFrom="column">
               <wp:posOffset>-1270</wp:posOffset>
@@ -9176,7 +9221,7 @@
           <w:noProof/>
         </w:rPr>
         <w:drawing>
-          <wp:inline distT="0" distB="0" distL="0" distR="0" wp14:anchorId="6E2D5376" wp14:editId="213F78E3">
+          <wp:inline distT="0" distB="0" distL="0" distR="0" wp14:anchorId="6E2D5376" wp14:editId="3FE40EC0">
             <wp:extent cx="6120130" cy="996950"/>
             <wp:effectExtent l="0" t="0" r="0" b="0"/>
             <wp:docPr id="690654678" name="Immagine 50" descr="Immagine che contiene testo, linea, numero, Parallelo&#10;&#10;Il contenuto generato dall'IA potrebbe non essere corretto."/>
@@ -12087,7 +12132,7 @@
           <w:noProof/>
         </w:rPr>
         <w:drawing>
-          <wp:anchor distT="0" distB="0" distL="114300" distR="114300" simplePos="0" relativeHeight="251667456" behindDoc="0" locked="0" layoutInCell="1" allowOverlap="1" wp14:anchorId="4E99BB72" wp14:editId="7C7EA2FB">
+          <wp:anchor distT="0" distB="0" distL="114300" distR="114300" simplePos="0" relativeHeight="251667456" behindDoc="0" locked="0" layoutInCell="1" allowOverlap="1" wp14:anchorId="4E99BB72" wp14:editId="708BD7D6">
             <wp:simplePos x="0" y="0"/>
             <wp:positionH relativeFrom="column">
               <wp:posOffset>-1270</wp:posOffset>
@@ -17537,7 +17582,7 @@
           <w:noProof/>
         </w:rPr>
         <w:drawing>
-          <wp:inline distT="0" distB="0" distL="0" distR="0" wp14:anchorId="4A22BCE4" wp14:editId="51E5EB3F">
+          <wp:inline distT="0" distB="0" distL="0" distR="0" wp14:anchorId="4A22BCE4" wp14:editId="4FA4638C">
             <wp:extent cx="3880090" cy="2411605"/>
             <wp:effectExtent l="0" t="0" r="6350" b="8255"/>
             <wp:docPr id="1737428598" name="Immagine 31" descr="Immagine che contiene schermata, testo, diagramma, Software per la grafica&#10;&#10;Il contenuto generato dall'IA potrebbe non essere corretto."/>
@@ -19554,32 +19599,17 @@
     <w:p>
       <w:pPr>
         <w:pStyle w:val="StileTesi3"/>
-        <w:rPr>
-          <w:lang w:val="en-GB"/>
-        </w:rPr>
-      </w:pPr>
-      <w:r>
-        <w:rPr>
-          <w:lang w:val="en-GB"/>
-        </w:rPr>
+      </w:pPr>
+      <w:r>
         <w:t>5.4.</w:t>
       </w:r>
       <w:r>
-        <w:rPr>
-          <w:lang w:val="en-GB"/>
-        </w:rPr>
         <w:t>3</w:t>
       </w:r>
       <w:r>
-        <w:rPr>
-          <w:lang w:val="en-GB"/>
-        </w:rPr>
         <w:t xml:space="preserve"> </w:t>
       </w:r>
       <w:r>
-        <w:rPr>
-          <w:lang w:val="en-GB"/>
-        </w:rPr>
         <w:t>Bank Conflict in shared memory</w:t>
       </w:r>
     </w:p>
@@ -19843,7 +19873,7 @@
           <w:noProof/>
         </w:rPr>
         <w:drawing>
-          <wp:anchor distT="0" distB="0" distL="114300" distR="114300" simplePos="0" relativeHeight="251685888" behindDoc="0" locked="0" layoutInCell="1" allowOverlap="1" wp14:anchorId="082F0CD6" wp14:editId="5106723F">
+          <wp:anchor distT="0" distB="0" distL="114300" distR="114300" simplePos="0" relativeHeight="251685888" behindDoc="0" locked="0" layoutInCell="1" allowOverlap="1" wp14:anchorId="082F0CD6" wp14:editId="74392744">
             <wp:simplePos x="0" y="0"/>
             <wp:positionH relativeFrom="column">
               <wp:posOffset>713861</wp:posOffset>
@@ -22808,13 +22838,7 @@
         <w:pStyle w:val="StileTesi2"/>
       </w:pPr>
       <w:r>
-        <w:t>7.</w:t>
-      </w:r>
-      <w:r>
-        <w:t>1</w:t>
-      </w:r>
-      <w:r>
-        <w:t xml:space="preserve"> Logica kernel GPU + rendering GPU</w:t>
+        <w:t>7.1 Logica kernel GPU + rendering GPU</w:t>
       </w:r>
     </w:p>
     <w:p>
@@ -24174,7 +24198,7 @@
           <w:noProof/>
         </w:rPr>
         <w:drawing>
-          <wp:inline distT="0" distB="0" distL="0" distR="0" wp14:anchorId="5C033368" wp14:editId="738FDCA5">
+          <wp:inline distT="0" distB="0" distL="0" distR="0" wp14:anchorId="5C033368" wp14:editId="497DA53E">
             <wp:extent cx="4737640" cy="2778826"/>
             <wp:effectExtent l="0" t="0" r="6350" b="2540"/>
             <wp:docPr id="1019883301" name="Immagine 3"/>
@@ -27240,6 +27264,7 @@
   <w:style w:type="character" w:default="1" w:styleId="Carpredefinitoparagrafo">
     <w:name w:val="Default Paragraph Font"/>
     <w:uiPriority w:val="1"/>
+    <w:semiHidden/>
     <w:unhideWhenUsed/>
   </w:style>
   <w:style w:type="table" w:default="1" w:styleId="Tabellanormale">

--- a/Relazione_totale.docx
+++ b/Relazione_totale.docx
@@ -896,7 +896,14 @@
           <w:sz w:val="20"/>
           <w:szCs w:val="18"/>
         </w:rPr>
-        <w:t>su Google CoLab.</w:t>
+        <w:t>nei runtime offerti da Google Colab</w:t>
+      </w:r>
+      <w:r>
+        <w:rPr>
+          <w:sz w:val="20"/>
+          <w:szCs w:val="18"/>
+        </w:rPr>
+        <w:t>.</w:t>
       </w:r>
     </w:p>
     <w:p>
@@ -1599,7 +1606,7 @@
           <w:szCs w:val="18"/>
         </w:rPr>
         <w:drawing>
-          <wp:anchor distT="0" distB="0" distL="114300" distR="114300" simplePos="0" relativeHeight="251688960" behindDoc="1" locked="0" layoutInCell="1" allowOverlap="1" wp14:anchorId="5FE60B97" wp14:editId="1EDFCEF2">
+          <wp:anchor distT="0" distB="0" distL="114300" distR="114300" simplePos="0" relativeHeight="251688960" behindDoc="1" locked="0" layoutInCell="1" allowOverlap="1" wp14:anchorId="5FE60B97" wp14:editId="331FF7EB">
             <wp:simplePos x="0" y="0"/>
             <wp:positionH relativeFrom="column">
               <wp:posOffset>-1270</wp:posOffset>
@@ -9167,7 +9174,7 @@
           <w:szCs w:val="20"/>
         </w:rPr>
         <w:drawing>
-          <wp:anchor distT="0" distB="0" distL="114300" distR="114300" simplePos="0" relativeHeight="251673600" behindDoc="0" locked="0" layoutInCell="1" allowOverlap="1" wp14:anchorId="3475BD4B" wp14:editId="2B16A5B5">
+          <wp:anchor distT="0" distB="0" distL="114300" distR="114300" simplePos="0" relativeHeight="251673600" behindDoc="0" locked="0" layoutInCell="1" allowOverlap="1" wp14:anchorId="3475BD4B" wp14:editId="39029521">
             <wp:simplePos x="0" y="0"/>
             <wp:positionH relativeFrom="column">
               <wp:posOffset>-1270</wp:posOffset>
@@ -9221,7 +9228,7 @@
           <w:noProof/>
         </w:rPr>
         <w:drawing>
-          <wp:inline distT="0" distB="0" distL="0" distR="0" wp14:anchorId="6E2D5376" wp14:editId="3FE40EC0">
+          <wp:inline distT="0" distB="0" distL="0" distR="0" wp14:anchorId="6E2D5376" wp14:editId="6FAC1DDD">
             <wp:extent cx="6120130" cy="996950"/>
             <wp:effectExtent l="0" t="0" r="0" b="0"/>
             <wp:docPr id="690654678" name="Immagine 50" descr="Immagine che contiene testo, linea, numero, Parallelo&#10;&#10;Il contenuto generato dall'IA potrebbe non essere corretto."/>
@@ -12132,7 +12139,7 @@
           <w:noProof/>
         </w:rPr>
         <w:drawing>
-          <wp:anchor distT="0" distB="0" distL="114300" distR="114300" simplePos="0" relativeHeight="251667456" behindDoc="0" locked="0" layoutInCell="1" allowOverlap="1" wp14:anchorId="4E99BB72" wp14:editId="708BD7D6">
+          <wp:anchor distT="0" distB="0" distL="114300" distR="114300" simplePos="0" relativeHeight="251667456" behindDoc="0" locked="0" layoutInCell="1" allowOverlap="1" wp14:anchorId="4E99BB72" wp14:editId="5B0526BE">
             <wp:simplePos x="0" y="0"/>
             <wp:positionH relativeFrom="column">
               <wp:posOffset>-1270</wp:posOffset>
@@ -17582,7 +17589,7 @@
           <w:noProof/>
         </w:rPr>
         <w:drawing>
-          <wp:inline distT="0" distB="0" distL="0" distR="0" wp14:anchorId="4A22BCE4" wp14:editId="4FA4638C">
+          <wp:inline distT="0" distB="0" distL="0" distR="0" wp14:anchorId="4A22BCE4" wp14:editId="0959F47D">
             <wp:extent cx="3880090" cy="2411605"/>
             <wp:effectExtent l="0" t="0" r="6350" b="8255"/>
             <wp:docPr id="1737428598" name="Immagine 31" descr="Immagine che contiene schermata, testo, diagramma, Software per la grafica&#10;&#10;Il contenuto generato dall'IA potrebbe non essere corretto."/>
@@ -19873,7 +19880,7 @@
           <w:noProof/>
         </w:rPr>
         <w:drawing>
-          <wp:anchor distT="0" distB="0" distL="114300" distR="114300" simplePos="0" relativeHeight="251685888" behindDoc="0" locked="0" layoutInCell="1" allowOverlap="1" wp14:anchorId="082F0CD6" wp14:editId="74392744">
+          <wp:anchor distT="0" distB="0" distL="114300" distR="114300" simplePos="0" relativeHeight="251685888" behindDoc="0" locked="0" layoutInCell="1" allowOverlap="1" wp14:anchorId="082F0CD6" wp14:editId="6915EE0A">
             <wp:simplePos x="0" y="0"/>
             <wp:positionH relativeFrom="column">
               <wp:posOffset>713861</wp:posOffset>
@@ -24198,7 +24205,7 @@
           <w:noProof/>
         </w:rPr>
         <w:drawing>
-          <wp:inline distT="0" distB="0" distL="0" distR="0" wp14:anchorId="5C033368" wp14:editId="497DA53E">
+          <wp:inline distT="0" distB="0" distL="0" distR="0" wp14:anchorId="5C033368" wp14:editId="7F93EDC7">
             <wp:extent cx="4737640" cy="2778826"/>
             <wp:effectExtent l="0" t="0" r="6350" b="2540"/>
             <wp:docPr id="1019883301" name="Immagine 3"/>

--- a/Relazione_totale.docx
+++ b/Relazione_totale.docx
@@ -36,7 +36,23 @@
           <w:sz w:val="20"/>
           <w:szCs w:val="18"/>
         </w:rPr>
-        <w:t>Il Game of Life (GoL) si basa sull'ev</w:t>
+        <w:t>Il Game of Life (</w:t>
+      </w:r>
+      <w:proofErr w:type="spellStart"/>
+      <w:r>
+        <w:rPr>
+          <w:sz w:val="20"/>
+          <w:szCs w:val="18"/>
+        </w:rPr>
+        <w:t>GoL</w:t>
+      </w:r>
+      <w:proofErr w:type="spellEnd"/>
+      <w:r>
+        <w:rPr>
+          <w:sz w:val="20"/>
+          <w:szCs w:val="18"/>
+        </w:rPr>
+        <w:t>) si basa sull'ev</w:t>
       </w:r>
       <w:r>
         <w:rPr>
@@ -66,6 +82,7 @@
         </w:rPr>
         <w:t>rappresentata come una matrice bidimensionale (</w:t>
       </w:r>
+      <w:proofErr w:type="spellStart"/>
       <w:r>
         <w:rPr>
           <w:sz w:val="20"/>
@@ -78,7 +95,15 @@
           <w:sz w:val="20"/>
           <w:szCs w:val="18"/>
         </w:rPr>
-        <w:t>xN).</w:t>
+        <w:t>xN</w:t>
+      </w:r>
+      <w:proofErr w:type="spellEnd"/>
+      <w:r>
+        <w:rPr>
+          <w:sz w:val="20"/>
+          <w:szCs w:val="18"/>
+        </w:rPr>
+        <w:t>).</w:t>
       </w:r>
       <w:r>
         <w:rPr>
@@ -830,7 +855,23 @@
           <w:sz w:val="20"/>
           <w:szCs w:val="18"/>
         </w:rPr>
-        <w:t xml:space="preserve">Da queste considerazioni si può dedurre che il GoL è un problema che soffre principalmente di dipendenze sequenziali nel tempo, mentre quelle </w:t>
+        <w:t xml:space="preserve">Da queste considerazioni si può dedurre che il </w:t>
+      </w:r>
+      <w:proofErr w:type="spellStart"/>
+      <w:r>
+        <w:rPr>
+          <w:sz w:val="20"/>
+          <w:szCs w:val="18"/>
+        </w:rPr>
+        <w:t>GoL</w:t>
+      </w:r>
+      <w:proofErr w:type="spellEnd"/>
+      <w:r>
+        <w:rPr>
+          <w:sz w:val="20"/>
+          <w:szCs w:val="18"/>
+        </w:rPr>
+        <w:t xml:space="preserve"> è un problema che soffre principalmente di dipendenze sequenziali nel tempo, mentre quelle </w:t>
       </w:r>
       <w:r>
         <w:rPr>
@@ -858,7 +899,23 @@
           <w:sz w:val="20"/>
           <w:szCs w:val="18"/>
         </w:rPr>
-        <w:t>. Proprio per questi motivi il GoL si presenta come un ottimo problema su cui applicare la parallelizzazione</w:t>
+        <w:t xml:space="preserve">. Proprio per questi motivi il </w:t>
+      </w:r>
+      <w:proofErr w:type="spellStart"/>
+      <w:r>
+        <w:rPr>
+          <w:sz w:val="20"/>
+          <w:szCs w:val="18"/>
+        </w:rPr>
+        <w:t>GoL</w:t>
+      </w:r>
+      <w:proofErr w:type="spellEnd"/>
+      <w:r>
+        <w:rPr>
+          <w:sz w:val="20"/>
+          <w:szCs w:val="18"/>
+        </w:rPr>
+        <w:t xml:space="preserve"> si presenta come un ottimo problema su cui applicare la parallelizzazione</w:t>
       </w:r>
       <w:r>
         <w:rPr>
@@ -889,21 +946,37 @@
           <w:sz w:val="20"/>
           <w:szCs w:val="18"/>
         </w:rPr>
-        <w:t xml:space="preserve"> estrapolazione di statistiche di performance, eseguendo i codici consegnati </w:t>
-      </w:r>
-      <w:r>
-        <w:rPr>
-          <w:sz w:val="20"/>
-          <w:szCs w:val="18"/>
-        </w:rPr>
-        <w:t>nei runtime offerti da Google Colab</w:t>
-      </w:r>
+        <w:t xml:space="preserve"> estrapolazione di statistiche di performance eseguendo i codici consegnati </w:t>
+      </w:r>
+      <w:r>
+        <w:rPr>
+          <w:sz w:val="20"/>
+          <w:szCs w:val="18"/>
+        </w:rPr>
+        <w:t xml:space="preserve">nei runtime offerti da Google </w:t>
+      </w:r>
+      <w:proofErr w:type="spellStart"/>
+      <w:r>
+        <w:rPr>
+          <w:sz w:val="20"/>
+          <w:szCs w:val="18"/>
+        </w:rPr>
+        <w:t>Colab</w:t>
+      </w:r>
+      <w:proofErr w:type="spellEnd"/>
       <w:r>
         <w:rPr>
           <w:sz w:val="20"/>
           <w:szCs w:val="18"/>
         </w:rPr>
         <w:t>.</w:t>
+      </w:r>
+      <w:r>
+        <w:rPr>
+          <w:sz w:val="20"/>
+          <w:szCs w:val="18"/>
+        </w:rPr>
+        <w:t xml:space="preserve"> Inoltre, per l’implementazione tramite CUDA, ci si è avvalsi degli strumenti di analisi Nsight Compute e Nsight System.</w:t>
       </w:r>
     </w:p>
     <w:p>
@@ -969,7 +1042,14 @@
           <w:sz w:val="20"/>
           <w:szCs w:val="18"/>
         </w:rPr>
-        <w:t>con due cicli annidati,</w:t>
+        <w:t>con due cicli annidati</w:t>
+      </w:r>
+      <w:r>
+        <w:rPr>
+          <w:sz w:val="20"/>
+          <w:szCs w:val="18"/>
+        </w:rPr>
+        <w:t>:</w:t>
       </w:r>
       <w:r>
         <w:rPr>
@@ -1235,6 +1315,7 @@
           <w:sz w:val="20"/>
           <w:szCs w:val="18"/>
         </w:rPr>
+        <w:lastRenderedPageBreak/>
         <w:t>Questa semplice versione ci serve come riferimento per misurare le prestazioni e lo speed-up rispetto all</w:t>
       </w:r>
       <w:r>
@@ -1271,7 +1352,6 @@
         <w:pStyle w:val="StileTesi"/>
       </w:pPr>
       <w:r>
-        <w:lastRenderedPageBreak/>
         <w:t xml:space="preserve">3. </w:t>
       </w:r>
       <w:r>
@@ -1308,7 +1388,23 @@
           <w:sz w:val="20"/>
           <w:szCs w:val="18"/>
         </w:rPr>
-        <w:t xml:space="preserve">) per eseguire la logica del GoL </w:t>
+        <w:t xml:space="preserve">) per eseguire la logica del </w:t>
+      </w:r>
+      <w:proofErr w:type="spellStart"/>
+      <w:r>
+        <w:rPr>
+          <w:sz w:val="20"/>
+          <w:szCs w:val="18"/>
+        </w:rPr>
+        <w:t>GoL</w:t>
+      </w:r>
+      <w:proofErr w:type="spellEnd"/>
+      <w:r>
+        <w:rPr>
+          <w:sz w:val="20"/>
+          <w:szCs w:val="18"/>
+        </w:rPr>
+        <w:t xml:space="preserve"> </w:t>
       </w:r>
       <w:r>
         <w:rPr>
@@ -1563,6 +1659,7 @@
           <w:szCs w:val="18"/>
         </w:rPr>
       </w:pPr>
+      <w:proofErr w:type="spellStart"/>
       <w:r>
         <w:rPr>
           <w:b/>
@@ -1570,7 +1667,17 @@
           <w:sz w:val="20"/>
           <w:szCs w:val="18"/>
         </w:rPr>
-        <w:t>Overlapping Load</w:t>
+        <w:t>Overlapping</w:t>
+      </w:r>
+      <w:proofErr w:type="spellEnd"/>
+      <w:r>
+        <w:rPr>
+          <w:b/>
+          <w:bCs/>
+          <w:sz w:val="20"/>
+          <w:szCs w:val="18"/>
+        </w:rPr>
+        <w:t xml:space="preserve"> Load</w:t>
       </w:r>
       <w:r>
         <w:rPr>
@@ -1606,7 +1713,7 @@
           <w:szCs w:val="18"/>
         </w:rPr>
         <w:drawing>
-          <wp:anchor distT="0" distB="0" distL="114300" distR="114300" simplePos="0" relativeHeight="251688960" behindDoc="1" locked="0" layoutInCell="1" allowOverlap="1" wp14:anchorId="5FE60B97" wp14:editId="331FF7EB">
+          <wp:anchor distT="0" distB="0" distL="114300" distR="114300" simplePos="0" relativeHeight="251688960" behindDoc="1" locked="0" layoutInCell="1" allowOverlap="1" wp14:anchorId="5FE60B97" wp14:editId="350117A8">
             <wp:simplePos x="0" y="0"/>
             <wp:positionH relativeFrom="column">
               <wp:posOffset>-1270</wp:posOffset>
@@ -1772,8 +1879,16 @@
           <w:sz w:val="20"/>
           <w:szCs w:val="18"/>
         </w:rPr>
-        <w:t xml:space="preserve">, i vicini </w:t>
-      </w:r>
+        <w:t>:</w:t>
+      </w:r>
+      <w:r>
+        <w:rPr>
+          <w:sz w:val="20"/>
+          <w:szCs w:val="18"/>
+        </w:rPr>
+        <w:t xml:space="preserve"> i vicini </w:t>
+      </w:r>
+      <w:proofErr w:type="spellStart"/>
       <w:r>
         <w:rPr>
           <w:i/>
@@ -1781,15 +1896,9 @@
           <w:sz w:val="20"/>
           <w:szCs w:val="18"/>
         </w:rPr>
-        <w:t xml:space="preserve">left </w:t>
-      </w:r>
-      <w:r>
-        <w:rPr>
-          <w:sz w:val="20"/>
-          <w:szCs w:val="18"/>
-        </w:rPr>
-        <w:t xml:space="preserve">e </w:t>
-      </w:r>
+        <w:t>left</w:t>
+      </w:r>
+      <w:proofErr w:type="spellEnd"/>
       <w:r>
         <w:rPr>
           <w:i/>
@@ -1797,7 +1906,34 @@
           <w:sz w:val="20"/>
           <w:szCs w:val="18"/>
         </w:rPr>
-        <w:t xml:space="preserve">right </w:t>
+        <w:t xml:space="preserve"> </w:t>
+      </w:r>
+      <w:r>
+        <w:rPr>
+          <w:sz w:val="20"/>
+          <w:szCs w:val="18"/>
+        </w:rPr>
+        <w:t xml:space="preserve">e </w:t>
+      </w:r>
+      <w:proofErr w:type="spellStart"/>
+      <w:r>
+        <w:rPr>
+          <w:i/>
+          <w:iCs/>
+          <w:sz w:val="20"/>
+          <w:szCs w:val="18"/>
+        </w:rPr>
+        <w:t>right</w:t>
+      </w:r>
+      <w:proofErr w:type="spellEnd"/>
+      <w:r>
+        <w:rPr>
+          <w:i/>
+          <w:iCs/>
+          <w:sz w:val="20"/>
+          <w:szCs w:val="18"/>
+        </w:rPr>
+        <w:t xml:space="preserve"> </w:t>
       </w:r>
       <w:r>
         <w:rPr>
@@ -1970,7 +2106,31 @@
           <w:sz w:val="20"/>
           <w:szCs w:val="18"/>
         </w:rPr>
-        <w:t>per sommare byte per byte gli 8 vettori di vicini. In questo modo ogni byte del registro neigh_alive conterrà il conteggio dei vicini per la cella corrispondente</w:t>
+        <w:t xml:space="preserve">per sommare byte per byte gli 8 vettori di vicini. In questo modo ogni byte del registro </w:t>
+      </w:r>
+      <w:proofErr w:type="spellStart"/>
+      <w:r>
+        <w:rPr>
+          <w:rFonts w:ascii="Courier New" w:hAnsi="Courier New" w:cs="Courier New"/>
+          <w:sz w:val="18"/>
+          <w:szCs w:val="16"/>
+        </w:rPr>
+        <w:t>neigh_alive</w:t>
+      </w:r>
+      <w:proofErr w:type="spellEnd"/>
+      <w:r>
+        <w:rPr>
+          <w:sz w:val="18"/>
+          <w:szCs w:val="16"/>
+        </w:rPr>
+        <w:t xml:space="preserve"> </w:t>
+      </w:r>
+      <w:r>
+        <w:rPr>
+          <w:sz w:val="20"/>
+          <w:szCs w:val="18"/>
+        </w:rPr>
+        <w:t>conterrà il conteggio dei vicini per la cella corrispondente</w:t>
       </w:r>
       <w:r>
         <w:rPr>
@@ -2212,7 +2372,23 @@
           <w:sz w:val="20"/>
           <w:szCs w:val="18"/>
         </w:rPr>
-        <w:t>Abbiamo realizzato una serie di statistiche di performance (tabella seguente) che confrontano le due implementazioni Seq vs. SIMD (SSE) per una griglia</w:t>
+        <w:t xml:space="preserve">Abbiamo realizzato una serie di statistiche di performance (tabella seguente) che confrontano le due implementazioni </w:t>
+      </w:r>
+      <w:proofErr w:type="spellStart"/>
+      <w:r>
+        <w:rPr>
+          <w:sz w:val="20"/>
+          <w:szCs w:val="18"/>
+        </w:rPr>
+        <w:t>Seq</w:t>
+      </w:r>
+      <w:proofErr w:type="spellEnd"/>
+      <w:r>
+        <w:rPr>
+          <w:sz w:val="20"/>
+          <w:szCs w:val="18"/>
+        </w:rPr>
+        <w:t xml:space="preserve"> vs. SIMD (SSE) per una griglia</w:t>
       </w:r>
       <w:r>
         <w:rPr>
@@ -2254,37 +2430,45 @@
           <w:sz w:val="20"/>
           <w:szCs w:val="18"/>
         </w:rPr>
-        <w:t xml:space="preserve"> (-O0=nessuna -&gt; -O3=aggressiva). Questo flag indica al compilatore di applicare una serie di trasformazioni al codice macchina generato per migliorarne le prestazioni, bilanciando velocità di esecuzione, dimensione del codice e tempo di compilazione.</w:t>
+        <w:t xml:space="preserve"> (-O0=nessuna -&gt; -O3=aggressiva). Questo flag indica al compilatore di applicare una serie di trasformazioni al codice generato per migliorarne le prestazioni, bilanciando velocità di esecuzione, dimensione del codice e tempo di compilazione</w:t>
+      </w:r>
+      <w:r>
+        <w:rPr>
+          <w:sz w:val="20"/>
+          <w:szCs w:val="18"/>
+        </w:rPr>
+        <w:t>.</w:t>
       </w:r>
     </w:p>
     <w:p>
       <w:pPr>
         <w:spacing w:after="0"/>
-        <w:rPr>
-          <w:sz w:val="20"/>
-          <w:szCs w:val="18"/>
-        </w:rPr>
-      </w:pPr>
-      <w:r>
-        <w:rPr>
-          <w:sz w:val="20"/>
-          <w:szCs w:val="18"/>
-        </w:rPr>
-        <w:t>Andando a disti</w:t>
-      </w:r>
-      <w:r>
-        <w:rPr>
-          <w:sz w:val="20"/>
-          <w:szCs w:val="18"/>
-        </w:rPr>
-        <w:t>n</w:t>
-      </w:r>
-      <w:r>
-        <w:rPr>
-          <w:sz w:val="20"/>
-          <w:szCs w:val="18"/>
-        </w:rPr>
-        <w:t>guere tra:</w:t>
+        <w:jc w:val="both"/>
+        <w:rPr>
+          <w:sz w:val="20"/>
+          <w:szCs w:val="18"/>
+        </w:rPr>
+      </w:pPr>
+      <w:r>
+        <w:rPr>
+          <w:sz w:val="20"/>
+          <w:szCs w:val="18"/>
+        </w:rPr>
+        <w:t>L</w:t>
+      </w:r>
+      <w:r>
+        <w:rPr>
+          <w:sz w:val="20"/>
+          <w:szCs w:val="18"/>
+        </w:rPr>
+        <w:t>e</w:t>
+      </w:r>
+      <w:r>
+        <w:rPr>
+          <w:sz w:val="20"/>
+          <w:szCs w:val="18"/>
+        </w:rPr>
+        <w:t xml:space="preserve"> analisi sono state svolte distinguendo tra:</w:t>
       </w:r>
     </w:p>
     <w:p>
@@ -2352,6 +2536,13 @@
           <w:szCs w:val="18"/>
         </w:rPr>
         <w:t>: misura solo il tempo speso per la logica di aggiornamento</w:t>
+      </w:r>
+      <w:r>
+        <w:rPr>
+          <w:sz w:val="20"/>
+          <w:szCs w:val="18"/>
+        </w:rPr>
+        <w:t xml:space="preserve"> di tutte le generazioni</w:t>
       </w:r>
       <w:r>
         <w:rPr>
@@ -4745,7 +4936,23 @@
           <w:sz w:val="20"/>
           <w:szCs w:val="18"/>
         </w:rPr>
-        <w:t xml:space="preserve">: da -O0 a -O1 il Tempo_seq è ridotto di ~4.1 volte, da </w:t>
+        <w:t xml:space="preserve">: da -O0 a -O1 il </w:t>
+      </w:r>
+      <w:proofErr w:type="spellStart"/>
+      <w:r>
+        <w:rPr>
+          <w:sz w:val="20"/>
+          <w:szCs w:val="18"/>
+        </w:rPr>
+        <w:t>Tempo_seq</w:t>
+      </w:r>
+      <w:proofErr w:type="spellEnd"/>
+      <w:r>
+        <w:rPr>
+          <w:sz w:val="20"/>
+          <w:szCs w:val="18"/>
+        </w:rPr>
+        <w:t xml:space="preserve"> è ridotto di ~4.1 volte, da </w:t>
       </w:r>
       <w:r>
         <w:rPr>
@@ -4819,6 +5026,7 @@
         </w:rPr>
         <w:t xml:space="preserve">: il tempo SIMD aumenta inspiegabilmente a ~18-19 ms. Questo comportamento potrebbe suggerire che le ottimizzazioni aggressive interferiscono negativamente con gli </w:t>
       </w:r>
+      <w:proofErr w:type="spellStart"/>
       <w:r>
         <w:rPr>
           <w:i/>
@@ -4826,7 +5034,17 @@
           <w:sz w:val="20"/>
           <w:szCs w:val="18"/>
         </w:rPr>
-        <w:t>intrisics SSE</w:t>
+        <w:t>intrisics</w:t>
+      </w:r>
+      <w:proofErr w:type="spellEnd"/>
+      <w:r>
+        <w:rPr>
+          <w:i/>
+          <w:iCs/>
+          <w:sz w:val="20"/>
+          <w:szCs w:val="18"/>
+        </w:rPr>
+        <w:t xml:space="preserve"> SSE</w:t>
       </w:r>
       <w:r>
         <w:rPr>
@@ -5933,6 +6151,7 @@
     <w:p>
       <w:pPr>
         <w:spacing w:after="120"/>
+        <w:jc w:val="both"/>
         <w:rPr>
           <w:sz w:val="20"/>
           <w:szCs w:val="18"/>
@@ -5957,7 +6176,15 @@
           <w:sz w:val="20"/>
           <w:szCs w:val="18"/>
         </w:rPr>
-        <w:t>peed-up Totale sia sempre molto più basso di quello delle Generazioni, in particolare notiamo una forte riduzione ad -O3 (3.83x -&gt; 1.39x). Questa è data dal fatto che l'overhead di setup (~92 - 98 ms in entrambi) non può essere parallelizzato e quindi diventa una parte molto più grande rispetto al tempo di calcolo delle generazioni, in accordo con la Legge di Amd</w:t>
+        <w:t xml:space="preserve">peed-up Totale sia sempre molto più basso di quello delle Generazioni, in particolare notiamo una forte riduzione ad -O3 (3.83x -&gt; 1.39x). Questa è data dal fatto che l'overhead di setup (~92 - 98 ms in entrambi) non può essere parallelizzato e quindi diventa una parte molto più grande rispetto al tempo di calcolo delle generazioni, in accordo con la Legge di </w:t>
+      </w:r>
+      <w:proofErr w:type="spellStart"/>
+      <w:r>
+        <w:rPr>
+          <w:sz w:val="20"/>
+          <w:szCs w:val="18"/>
+        </w:rPr>
+        <w:t>Amd</w:t>
       </w:r>
       <w:r>
         <w:rPr>
@@ -5971,7 +6198,15 @@
           <w:sz w:val="20"/>
           <w:szCs w:val="18"/>
         </w:rPr>
-        <w:t>l.</w:t>
+        <w:t>l</w:t>
+      </w:r>
+      <w:proofErr w:type="spellEnd"/>
+      <w:r>
+        <w:rPr>
+          <w:sz w:val="20"/>
+          <w:szCs w:val="18"/>
+        </w:rPr>
+        <w:t>.</w:t>
       </w:r>
     </w:p>
     <w:p>
@@ -7282,7 +7517,21 @@
           <w:sz w:val="20"/>
           <w:szCs w:val="18"/>
         </w:rPr>
-        <w:t xml:space="preserve">Come si nota dalla tabella per la griglia grande lo Speed-up si abbassa a ~ 10,8x e, di conseguenza, l’efficienza cala a ~ 67,9%. Questo è dovuto al fatto che il problema è passato ad essere </w:t>
+        <w:t>Come si nota dalla tabella per la griglia grande</w:t>
+      </w:r>
+      <w:r>
+        <w:rPr>
+          <w:sz w:val="20"/>
+          <w:szCs w:val="18"/>
+        </w:rPr>
+        <w:t>,</w:t>
+      </w:r>
+      <w:r>
+        <w:rPr>
+          <w:sz w:val="20"/>
+          <w:szCs w:val="18"/>
+        </w:rPr>
+        <w:t xml:space="preserve"> lo Speed-up si abbassa a ~ 10,8x e, di conseguenza, l’efficienza cala a ~ 67,9%. Questo è dovuto al fatto che il problema è passato ad essere </w:t>
       </w:r>
       <w:r>
         <w:rPr>
@@ -7298,7 +7547,37 @@
           <w:sz w:val="20"/>
           <w:szCs w:val="18"/>
         </w:rPr>
-        <w:t>: la griglia è troppo grande per stare completamente in cache-CPU e i dati devono essere costantemente trasferiti tra RAM e CPU. In accordo alla Legge di Amdahl è chiaro come l’overhead seriale di setup limiti lo speed-up totale SIMD del problema 6,63x, rispetto a quello del calcolo delle generazioni ~ 10,87x.</w:t>
+        <w:t xml:space="preserve">: la griglia è troppo grande per stare completamente in cache-CPU e i dati devono essere costantemente trasferiti tra RAM e CPU. In accordo alla Legge di </w:t>
+      </w:r>
+      <w:proofErr w:type="spellStart"/>
+      <w:r>
+        <w:rPr>
+          <w:sz w:val="20"/>
+          <w:szCs w:val="18"/>
+        </w:rPr>
+        <w:t>Amdahl</w:t>
+      </w:r>
+      <w:proofErr w:type="spellEnd"/>
+      <w:r>
+        <w:rPr>
+          <w:sz w:val="20"/>
+          <w:szCs w:val="18"/>
+        </w:rPr>
+        <w:t xml:space="preserve"> è chiaro come l’overhead seriale di setup limiti lo speed-up totale SIMD del problema </w:t>
+      </w:r>
+      <w:r>
+        <w:rPr>
+          <w:sz w:val="20"/>
+          <w:szCs w:val="18"/>
+        </w:rPr>
+        <w:t xml:space="preserve">a </w:t>
+      </w:r>
+      <w:r>
+        <w:rPr>
+          <w:sz w:val="20"/>
+          <w:szCs w:val="18"/>
+        </w:rPr>
+        <w:t>6,63x, rispetto a quello del calcolo delle generazioni ~ 10,87x.</w:t>
       </w:r>
     </w:p>
     <w:p>
@@ -7344,8 +7623,21 @@
           <w:sz w:val="20"/>
           <w:szCs w:val="18"/>
         </w:rPr>
-        <w:t>Thread Level Parallelism</w:t>
-      </w:r>
+        <w:t xml:space="preserve">Thread Level </w:t>
+      </w:r>
+      <w:proofErr w:type="spellStart"/>
+      <w:r>
+        <w:rPr>
+          <w:b/>
+          <w:bCs/>
+          <w:i/>
+          <w:iCs/>
+          <w:sz w:val="20"/>
+          <w:szCs w:val="18"/>
+        </w:rPr>
+        <w:t>Parallelism</w:t>
+      </w:r>
+      <w:proofErr w:type="spellEnd"/>
       <w:r>
         <w:rPr>
           <w:sz w:val="20"/>
@@ -7423,7 +7715,23 @@
           <w:sz w:val="20"/>
           <w:szCs w:val="18"/>
         </w:rPr>
-        <w:t>ma del GoL soffre però di limitazioni o criticità intrinseche, come:</w:t>
+        <w:t xml:space="preserve">ma del </w:t>
+      </w:r>
+      <w:proofErr w:type="spellStart"/>
+      <w:r>
+        <w:rPr>
+          <w:sz w:val="20"/>
+          <w:szCs w:val="18"/>
+        </w:rPr>
+        <w:t>GoL</w:t>
+      </w:r>
+      <w:proofErr w:type="spellEnd"/>
+      <w:r>
+        <w:rPr>
+          <w:sz w:val="20"/>
+          <w:szCs w:val="18"/>
+        </w:rPr>
+        <w:t xml:space="preserve"> soffre però di limitazioni o criticità intrinseche, come:</w:t>
       </w:r>
     </w:p>
     <w:p>
@@ -7460,6 +7768,13 @@
           <w:sz w:val="20"/>
           <w:szCs w:val="18"/>
         </w:rPr>
+        <w:t xml:space="preserve">tramite CUDA </w:t>
+      </w:r>
+      <w:r>
+        <w:rPr>
+          <w:sz w:val="20"/>
+          <w:szCs w:val="18"/>
+        </w:rPr>
         <w:t>seguiremo</w:t>
       </w:r>
       <w:r>
@@ -7476,6 +7791,7 @@
         </w:rPr>
         <w:t xml:space="preserve"> di gioco </w:t>
       </w:r>
+      <w:proofErr w:type="spellStart"/>
       <w:r>
         <w:rPr>
           <w:sz w:val="20"/>
@@ -7483,6 +7799,7 @@
         </w:rPr>
         <w:t>NxN</w:t>
       </w:r>
+      <w:proofErr w:type="spellEnd"/>
       <w:r>
         <w:rPr>
           <w:sz w:val="20"/>
@@ -7674,7 +7991,37 @@
           <w:sz w:val="20"/>
           <w:szCs w:val="18"/>
         </w:rPr>
-        <w:t>. Da questo si può intuire come il GoL sia migliore in CPU per griglie piccole e migliore in GPU per griglie grandi.</w:t>
+        <w:t xml:space="preserve">. Da questo si può </w:t>
+      </w:r>
+      <w:r>
+        <w:rPr>
+          <w:sz w:val="20"/>
+          <w:szCs w:val="18"/>
+        </w:rPr>
+        <w:t>prevedere</w:t>
+      </w:r>
+      <w:r>
+        <w:rPr>
+          <w:sz w:val="20"/>
+          <w:szCs w:val="18"/>
+        </w:rPr>
+        <w:t xml:space="preserve"> come il </w:t>
+      </w:r>
+      <w:proofErr w:type="spellStart"/>
+      <w:r>
+        <w:rPr>
+          <w:sz w:val="20"/>
+          <w:szCs w:val="18"/>
+        </w:rPr>
+        <w:t>GoL</w:t>
+      </w:r>
+      <w:proofErr w:type="spellEnd"/>
+      <w:r>
+        <w:rPr>
+          <w:sz w:val="20"/>
+          <w:szCs w:val="18"/>
+        </w:rPr>
+        <w:t xml:space="preserve"> sia migliore in CPU per griglie piccole e migliore in GPU per griglie grandi.</w:t>
       </w:r>
     </w:p>
     <w:p>
@@ -7705,7 +8052,7 @@
           <w:sz w:val="20"/>
           <w:szCs w:val="18"/>
         </w:rPr>
-        <w:t>: tutti i thread devono aver completato il loro calcolo sulla generazione attuale, prima che la successiva possa iniziare. Questo implic</w:t>
+        <w:t>: tutti i thread devono aver completato il loro calcolo sulla generazione attuale prima che la successiva possa iniziare. Questo implic</w:t>
       </w:r>
       <w:r>
         <w:rPr>
@@ -7764,7 +8111,21 @@
           <w:sz w:val="20"/>
           <w:szCs w:val="18"/>
         </w:rPr>
-        <w:t>. La decomposizione temporale sarà dunque di tipo sequenziale: un loop CPU avvia un kernel per ogni generazione, questo calcola il vicinato e lo stato futuro di ogni cella, andando ad usare la Global Memory della GPU per salvare le griglie di Input e Output</w:t>
+        <w:t xml:space="preserve">. La decomposizione temporale sarà dunque di tipo sequenziale: un loop CPU avvia un kernel per ogni generazione, questo calcola il vicinato e lo stato futuro di ogni cella, </w:t>
+      </w:r>
+      <w:r>
+        <w:rPr>
+          <w:sz w:val="20"/>
+          <w:szCs w:val="18"/>
+        </w:rPr>
+        <w:t>utilizzando</w:t>
+      </w:r>
+      <w:r>
+        <w:rPr>
+          <w:sz w:val="20"/>
+          <w:szCs w:val="18"/>
+        </w:rPr>
+        <w:t xml:space="preserve"> la Global Memory della GPU per salvare le griglie di Input e Output</w:t>
       </w:r>
       <w:r>
         <w:rPr>
@@ -7802,7 +8163,21 @@
           <w:sz w:val="20"/>
           <w:szCs w:val="18"/>
         </w:rPr>
-        <w:t>problema del Game of Life.</w:t>
+        <w:t>problema del Game of Life</w:t>
+      </w:r>
+      <w:r>
+        <w:rPr>
+          <w:sz w:val="20"/>
+          <w:szCs w:val="18"/>
+        </w:rPr>
+        <w:t xml:space="preserve"> tramite GPU e CUDA</w:t>
+      </w:r>
+      <w:r>
+        <w:rPr>
+          <w:sz w:val="20"/>
+          <w:szCs w:val="18"/>
+        </w:rPr>
+        <w:t>.</w:t>
       </w:r>
     </w:p>
     <w:p>
@@ -7861,7 +8236,23 @@
           <w:sz w:val="20"/>
           <w:szCs w:val="20"/>
         </w:rPr>
-        <w:t>è stata dimensionata come vettore 1D con un singolo blocco (dimGriglia = 1). Questo contiene il numero massimo di thread per blocco, corrispondente a 1024 (dim blocco = (32,32,1)).</w:t>
+        <w:t>è stata dimensionata come vettore 1D con un singolo blocco (dimGriglia = 1). Questo contiene il numero massimo di thread per blocco, corrispondente a 1024 (</w:t>
+      </w:r>
+      <w:proofErr w:type="spellStart"/>
+      <w:r>
+        <w:rPr>
+          <w:sz w:val="20"/>
+          <w:szCs w:val="20"/>
+        </w:rPr>
+        <w:t>dim</w:t>
+      </w:r>
+      <w:proofErr w:type="spellEnd"/>
+      <w:r>
+        <w:rPr>
+          <w:sz w:val="20"/>
+          <w:szCs w:val="20"/>
+        </w:rPr>
+        <w:t xml:space="preserve"> blocco = (32,32,1)).</w:t>
       </w:r>
     </w:p>
     <w:p>
@@ -8916,7 +9307,21 @@
           <w:sz w:val="20"/>
           <w:szCs w:val="20"/>
         </w:rPr>
-        <w:t xml:space="preserve">per il caso naïve </w:t>
+        <w:t xml:space="preserve">per il caso </w:t>
+      </w:r>
+      <w:r>
+        <w:rPr>
+          <w:sz w:val="20"/>
+          <w:szCs w:val="20"/>
+        </w:rPr>
+        <w:t xml:space="preserve">CUDA </w:t>
+      </w:r>
+      <w:r>
+        <w:rPr>
+          <w:sz w:val="20"/>
+          <w:szCs w:val="20"/>
+        </w:rPr>
+        <w:t xml:space="preserve">naïve </w:t>
       </w:r>
       <w:r>
         <w:rPr>
@@ -9174,7 +9579,7 @@
           <w:szCs w:val="20"/>
         </w:rPr>
         <w:drawing>
-          <wp:anchor distT="0" distB="0" distL="114300" distR="114300" simplePos="0" relativeHeight="251673600" behindDoc="0" locked="0" layoutInCell="1" allowOverlap="1" wp14:anchorId="3475BD4B" wp14:editId="39029521">
+          <wp:anchor distT="0" distB="0" distL="114300" distR="114300" simplePos="0" relativeHeight="251673600" behindDoc="0" locked="0" layoutInCell="1" allowOverlap="1" wp14:anchorId="3475BD4B" wp14:editId="77E55BD6">
             <wp:simplePos x="0" y="0"/>
             <wp:positionH relativeFrom="column">
               <wp:posOffset>-1270</wp:posOffset>
@@ -9228,7 +9633,7 @@
           <w:noProof/>
         </w:rPr>
         <w:drawing>
-          <wp:inline distT="0" distB="0" distL="0" distR="0" wp14:anchorId="6E2D5376" wp14:editId="6FAC1DDD">
+          <wp:inline distT="0" distB="0" distL="0" distR="0" wp14:anchorId="6E2D5376" wp14:editId="75F94BFF">
             <wp:extent cx="6120130" cy="996950"/>
             <wp:effectExtent l="0" t="0" r="0" b="0"/>
             <wp:docPr id="690654678" name="Immagine 50" descr="Immagine che contiene testo, linea, numero, Parallelo&#10;&#10;Il contenuto generato dall'IA potrebbe non essere corretto."/>
@@ -9604,7 +10009,21 @@
           <w:sz w:val="20"/>
           <w:szCs w:val="20"/>
         </w:rPr>
-        <w:t>disponendo di un limite fisico per numero di thread per blocco, la griglia di gioco risulta essa stessa sottoposta allo stesso limite. Il massimo numero di celle che questa versione può supportare è proprio 1024 =&gt; griglia di gioco 32x32.</w:t>
+        <w:t xml:space="preserve">disponendo di un limite fisico per numero di thread per blocco, la griglia di gioco risulta </w:t>
+      </w:r>
+      <w:r>
+        <w:rPr>
+          <w:sz w:val="20"/>
+          <w:szCs w:val="20"/>
+        </w:rPr>
+        <w:t xml:space="preserve">essere </w:t>
+      </w:r>
+      <w:r>
+        <w:rPr>
+          <w:sz w:val="20"/>
+          <w:szCs w:val="20"/>
+        </w:rPr>
+        <w:t>sottoposta allo stesso limite. Il massimo numero di celle che questa versione può supportare è proprio 1024 =&gt; griglia di gioco 32x32.</w:t>
       </w:r>
     </w:p>
     <w:p>
@@ -9651,14 +10070,14 @@
           <w:sz w:val="20"/>
           <w:szCs w:val="20"/>
         </w:rPr>
-        <w:t>Teoricamente, considerando blocchi da 1024 thread, solo un SM può essere dedicato ad ogni blocco</w:t>
-      </w:r>
-      <w:r>
-        <w:rPr>
-          <w:sz w:val="20"/>
-          <w:szCs w:val="20"/>
-        </w:rPr>
-        <w:t xml:space="preserve">. </w:t>
+        <w:t>Un blocco può essere assegnato ad un solo SM.</w:t>
+      </w:r>
+      <w:r>
+        <w:rPr>
+          <w:sz w:val="20"/>
+          <w:szCs w:val="20"/>
+        </w:rPr>
+        <w:t xml:space="preserve"> </w:t>
       </w:r>
       <w:r>
         <w:rPr>
@@ -9774,7 +10193,21 @@
           <w:sz w:val="20"/>
           <w:szCs w:val="20"/>
         </w:rPr>
-        <w:t>nella maniera descritta nel paragrafo successivo</w:t>
+        <w:t xml:space="preserve">nella maniera descritta </w:t>
+      </w:r>
+      <w:r>
+        <w:rPr>
+          <w:sz w:val="20"/>
+          <w:szCs w:val="20"/>
+        </w:rPr>
+        <w:t>al</w:t>
+      </w:r>
+      <w:r>
+        <w:rPr>
+          <w:sz w:val="20"/>
+          <w:szCs w:val="20"/>
+        </w:rPr>
+        <w:t xml:space="preserve"> paragrafo successivo</w:t>
       </w:r>
       <w:r>
         <w:rPr>
@@ -9839,7 +10272,7 @@
           <w:sz w:val="20"/>
           <w:szCs w:val="20"/>
         </w:rPr>
-        <w:t xml:space="preserve"> come anticipato abbiamo</w:t>
+        <w:t xml:space="preserve"> abbiamo</w:t>
       </w:r>
       <w:r>
         <w:rPr>
@@ -10192,14 +10625,28 @@
           <w:sz w:val="20"/>
           <w:szCs w:val="20"/>
         </w:rPr>
-        <w:t>ma solo limiti dovuti all’</w:t>
-      </w:r>
-      <w:r>
-        <w:rPr>
-          <w:sz w:val="20"/>
-          <w:szCs w:val="20"/>
-        </w:rPr>
-        <w:t>hardware della gpu</w:t>
+        <w:t xml:space="preserve">ma solo limiti dovuti </w:t>
+      </w:r>
+      <w:r>
+        <w:rPr>
+          <w:sz w:val="20"/>
+          <w:szCs w:val="20"/>
+        </w:rPr>
+        <w:t>alle risorse hardware</w:t>
+      </w:r>
+      <w:r>
+        <w:rPr>
+          <w:sz w:val="20"/>
+          <w:szCs w:val="20"/>
+        </w:rPr>
+        <w:t xml:space="preserve"> della </w:t>
+      </w:r>
+      <w:r>
+        <w:rPr>
+          <w:sz w:val="20"/>
+          <w:szCs w:val="20"/>
+        </w:rPr>
+        <w:t>GPU</w:t>
       </w:r>
       <w:r>
         <w:rPr>
@@ -11222,7 +11669,7 @@
           <w:sz w:val="20"/>
           <w:szCs w:val="20"/>
         </w:rPr>
-        <w:t>, lo speed-up in relazione al solo calcolo delle generazioni successive presenta risultati migliori al caso SIMD. Tuttavia,</w:t>
+        <w:t>, lo speed-up in relazione al solo calcolo delle generazioni presenta risultati migliori al caso SIMD. Tuttavia,</w:t>
       </w:r>
       <w:r>
         <w:rPr>
@@ -11613,7 +12060,23 @@
           <w:sz w:val="20"/>
           <w:szCs w:val="20"/>
         </w:rPr>
-        <w:t xml:space="preserve"> ancora inferiore, pari al 27,4% rispetto ai valori di peak performance. Questi risultati confermano quello che ci si poteva aspettare</w:t>
+        <w:t xml:space="preserve"> ancora inferiore, pari al 27,4% rispetto ai valori di </w:t>
+      </w:r>
+      <w:proofErr w:type="spellStart"/>
+      <w:r>
+        <w:rPr>
+          <w:sz w:val="20"/>
+          <w:szCs w:val="20"/>
+        </w:rPr>
+        <w:t>peak</w:t>
+      </w:r>
+      <w:proofErr w:type="spellEnd"/>
+      <w:r>
+        <w:rPr>
+          <w:sz w:val="20"/>
+          <w:szCs w:val="20"/>
+        </w:rPr>
+        <w:t xml:space="preserve"> performance. Questi risultati confermano quello che ci si poteva aspettare</w:t>
       </w:r>
       <w:r>
         <w:rPr>
@@ -11928,7 +12391,21 @@
           <w:sz w:val="20"/>
           <w:szCs w:val="20"/>
         </w:rPr>
-        <w:t>Dei 32 byte di memoria trasmessi per settore, solo 20.2 vengono effettivamente utilizzati da ogni thread.</w:t>
+        <w:t>Dei 32 byte di memoria trasmessi per settore, solo 20</w:t>
+      </w:r>
+      <w:r>
+        <w:rPr>
+          <w:sz w:val="20"/>
+          <w:szCs w:val="20"/>
+        </w:rPr>
+        <w:t>,</w:t>
+      </w:r>
+      <w:r>
+        <w:rPr>
+          <w:sz w:val="20"/>
+          <w:szCs w:val="20"/>
+        </w:rPr>
+        <w:t>2 vengono effettivamente utilizzati da ogni thread.</w:t>
       </w:r>
     </w:p>
     <w:p>
@@ -12114,12 +12591,25 @@
           <w:sz w:val="20"/>
           <w:szCs w:val="20"/>
         </w:rPr>
-        <w:t>Warp State Statistics</w:t>
-      </w:r>
+        <w:t xml:space="preserve">Warp State </w:t>
+      </w:r>
+      <w:proofErr w:type="spellStart"/>
       <w:r>
         <w:rPr>
           <w:b/>
           <w:bCs/>
+          <w:i/>
+          <w:iCs/>
+          <w:sz w:val="20"/>
+          <w:szCs w:val="20"/>
+        </w:rPr>
+        <w:t>Statistics</w:t>
+      </w:r>
+      <w:proofErr w:type="spellEnd"/>
+      <w:r>
+        <w:rPr>
+          <w:b/>
+          <w:bCs/>
           <w:sz w:val="20"/>
           <w:szCs w:val="20"/>
         </w:rPr>
@@ -12139,7 +12629,7 @@
           <w:noProof/>
         </w:rPr>
         <w:drawing>
-          <wp:anchor distT="0" distB="0" distL="114300" distR="114300" simplePos="0" relativeHeight="251667456" behindDoc="0" locked="0" layoutInCell="1" allowOverlap="1" wp14:anchorId="4E99BB72" wp14:editId="5B0526BE">
+          <wp:anchor distT="0" distB="0" distL="114300" distR="114300" simplePos="0" relativeHeight="251667456" behindDoc="0" locked="0" layoutInCell="1" allowOverlap="1" wp14:anchorId="4E99BB72" wp14:editId="12E1A811">
             <wp:simplePos x="0" y="0"/>
             <wp:positionH relativeFrom="column">
               <wp:posOffset>-1270</wp:posOffset>
@@ -12200,7 +12690,21 @@
           <w:sz w:val="20"/>
           <w:szCs w:val="20"/>
         </w:rPr>
-        <w:t>Notiamo come nonostante l'occupancy effettiva sia abbastanza alta (78,3%), raggiungiamo, come</w:t>
+        <w:t>Notiamo come</w:t>
+      </w:r>
+      <w:r>
+        <w:rPr>
+          <w:sz w:val="20"/>
+          <w:szCs w:val="20"/>
+        </w:rPr>
+        <w:t>,</w:t>
+      </w:r>
+      <w:r>
+        <w:rPr>
+          <w:sz w:val="20"/>
+          <w:szCs w:val="20"/>
+        </w:rPr>
+        <w:t xml:space="preserve"> nonostante l'occupancy effettiva sia abbastanza alta (78,3%), raggiungiamo</w:t>
       </w:r>
       <w:r>
         <w:rPr>
@@ -12214,14 +12718,7 @@
           <w:sz w:val="20"/>
           <w:szCs w:val="20"/>
         </w:rPr>
-        <w:t>analizzato</w:t>
-      </w:r>
-      <w:r>
-        <w:rPr>
-          <w:sz w:val="20"/>
-          <w:szCs w:val="20"/>
-        </w:rPr>
-        <w:t xml:space="preserve"> prima, un Compute Throughput del 51% circa. Questo evidenzia come gli SM siano carichi di warp attivi, ma con thread </w:t>
+        <w:t xml:space="preserve">un Compute Throughput del 51% circa. Questo evidenzia come gli SM siano carichi di warp attivi, ma con thread </w:t>
       </w:r>
       <w:r>
         <w:rPr>
@@ -12297,7 +12794,23 @@
           <w:sz w:val="20"/>
           <w:szCs w:val="20"/>
         </w:rPr>
-        <w:t>6 cicli in attesa di caricamenti dalla memoria globale (long scoreboard), peggiorando la latenza dell'esecuzione.</w:t>
+        <w:t xml:space="preserve">6 cicli in attesa di caricamenti dalla memoria globale (long </w:t>
+      </w:r>
+      <w:proofErr w:type="spellStart"/>
+      <w:r>
+        <w:rPr>
+          <w:sz w:val="20"/>
+          <w:szCs w:val="20"/>
+        </w:rPr>
+        <w:t>scoreboard</w:t>
+      </w:r>
+      <w:proofErr w:type="spellEnd"/>
+      <w:r>
+        <w:rPr>
+          <w:sz w:val="20"/>
+          <w:szCs w:val="20"/>
+        </w:rPr>
+        <w:t>), peggiorando la latenza dell'esecuzione.</w:t>
       </w:r>
     </w:p>
     <w:p>
@@ -12313,13 +12826,13 @@
           <w:noProof/>
         </w:rPr>
         <w:drawing>
-          <wp:anchor distT="0" distB="0" distL="114300" distR="114300" simplePos="0" relativeHeight="251668480" behindDoc="0" locked="0" layoutInCell="1" allowOverlap="1" wp14:anchorId="7AB8E272" wp14:editId="314C8113">
+          <wp:anchor distT="0" distB="0" distL="114300" distR="114300" simplePos="0" relativeHeight="251668480" behindDoc="0" locked="0" layoutInCell="1" allowOverlap="1" wp14:anchorId="7AB8E272" wp14:editId="1E14ECA6">
             <wp:simplePos x="0" y="0"/>
             <wp:positionH relativeFrom="column">
-              <wp:posOffset>-1270</wp:posOffset>
+              <wp:posOffset>29845</wp:posOffset>
             </wp:positionH>
             <wp:positionV relativeFrom="paragraph">
-              <wp:posOffset>176530</wp:posOffset>
+              <wp:posOffset>325755</wp:posOffset>
             </wp:positionV>
             <wp:extent cx="5876925" cy="381000"/>
             <wp:effectExtent l="0" t="0" r="9525" b="0"/>
@@ -12374,7 +12887,14 @@
           <w:sz w:val="20"/>
           <w:szCs w:val="20"/>
         </w:rPr>
-        <w:t xml:space="preserve">Sezione </w:t>
+        <w:t>La s</w:t>
+      </w:r>
+      <w:r>
+        <w:rPr>
+          <w:sz w:val="20"/>
+          <w:szCs w:val="20"/>
+        </w:rPr>
+        <w:t xml:space="preserve">ezione </w:t>
       </w:r>
       <w:r>
         <w:rPr>
@@ -12385,16 +12905,66 @@
           <w:sz w:val="20"/>
           <w:szCs w:val="20"/>
         </w:rPr>
-        <w:t>Warp Divergence</w:t>
-      </w:r>
+        <w:t xml:space="preserve">Warp State </w:t>
+      </w:r>
+      <w:proofErr w:type="spellStart"/>
       <w:r>
         <w:rPr>
           <w:b/>
           <w:bCs/>
-          <w:sz w:val="20"/>
-          <w:szCs w:val="20"/>
-        </w:rPr>
-        <w:t>:</w:t>
+          <w:i/>
+          <w:iCs/>
+          <w:sz w:val="20"/>
+          <w:szCs w:val="20"/>
+        </w:rPr>
+        <w:t>Statistics</w:t>
+      </w:r>
+      <w:proofErr w:type="spellEnd"/>
+      <w:r>
+        <w:rPr>
+          <w:b/>
+          <w:bCs/>
+          <w:i/>
+          <w:iCs/>
+          <w:sz w:val="20"/>
+          <w:szCs w:val="20"/>
+        </w:rPr>
+        <w:t xml:space="preserve"> </w:t>
+      </w:r>
+      <w:r>
+        <w:rPr>
+          <w:sz w:val="20"/>
+          <w:szCs w:val="20"/>
+        </w:rPr>
+        <w:t>mostra come dei 32 thread in un warp</w:t>
+      </w:r>
+      <w:r>
+        <w:rPr>
+          <w:sz w:val="20"/>
+          <w:szCs w:val="20"/>
+        </w:rPr>
+        <w:t>,</w:t>
+      </w:r>
+      <w:r>
+        <w:rPr>
+          <w:sz w:val="20"/>
+          <w:szCs w:val="20"/>
+        </w:rPr>
+        <w:t xml:space="preserve"> la quasi totalità (31,97) sia in stato attivo (anche se in </w:t>
+      </w:r>
+      <w:r>
+        <w:rPr>
+          <w:sz w:val="20"/>
+          <w:szCs w:val="20"/>
+        </w:rPr>
+        <w:t>stallo</w:t>
+      </w:r>
+      <w:r>
+        <w:rPr>
+          <w:sz w:val="20"/>
+          <w:szCs w:val="20"/>
+        </w:rPr>
+        <w:t xml:space="preserve"> come descritto prima).</w:t>
       </w:r>
     </w:p>
     <w:p>
@@ -12410,7 +12980,7 @@
           <w:sz w:val="20"/>
           <w:szCs w:val="20"/>
         </w:rPr>
-        <w:t xml:space="preserve">Questo dato presente nella sezione Warp State Statistics mostra come dei 32 thread in un warp la quasi totalità (31,97) sia in stato attivo (anche se in attesa come descritto prima). Il secondo dato, però, evidenzia come in media solo 28,52 di questi thread stia eseguendo l'istruzione corrente, contro 3,45 thread che sono inattivi perchè nel ramo opposto di un if-else. </w:t>
+        <w:t xml:space="preserve">Il secondo dato, però, evidenzia come in media solo 28,52 di questi thread stia eseguendo l'istruzione corrente, contro 3,45 thread che sono inattivi perchè nel ramo opposto di un if-else. </w:t>
       </w:r>
     </w:p>
     <w:p>
@@ -12421,10 +12991,20 @@
           <w:szCs w:val="20"/>
         </w:rPr>
       </w:pPr>
+    </w:p>
+    <w:p>
+      <w:pPr>
+        <w:jc w:val="both"/>
+        <w:rPr>
+          <w:sz w:val="20"/>
+          <w:szCs w:val="20"/>
+        </w:rPr>
+      </w:pPr>
       <w:r>
         <w:rPr>
           <w:noProof/>
         </w:rPr>
+        <w:lastRenderedPageBreak/>
         <w:drawing>
           <wp:anchor distT="0" distB="0" distL="114300" distR="114300" simplePos="0" relativeHeight="251669504" behindDoc="0" locked="0" layoutInCell="1" allowOverlap="1" wp14:anchorId="21D42E0C" wp14:editId="5C35C2D8">
             <wp:simplePos x="0" y="0"/>
@@ -12523,9 +13103,9 @@
           <w:sz w:val="20"/>
           <w:szCs w:val="20"/>
         </w:rPr>
-        <w:lastRenderedPageBreak/>
         <w:t xml:space="preserve">Il valore </w:t>
       </w:r>
+      <w:proofErr w:type="spellStart"/>
       <w:r>
         <w:rPr>
           <w:i/>
@@ -12533,8 +13113,49 @@
           <w:sz w:val="20"/>
           <w:szCs w:val="20"/>
         </w:rPr>
-        <w:t>Avg. Divergent Branches</w:t>
-      </w:r>
+        <w:t>Avg</w:t>
+      </w:r>
+      <w:proofErr w:type="spellEnd"/>
+      <w:r>
+        <w:rPr>
+          <w:i/>
+          <w:iCs/>
+          <w:sz w:val="20"/>
+          <w:szCs w:val="20"/>
+        </w:rPr>
+        <w:t xml:space="preserve">. </w:t>
+      </w:r>
+      <w:proofErr w:type="spellStart"/>
+      <w:r>
+        <w:rPr>
+          <w:i/>
+          <w:iCs/>
+          <w:sz w:val="20"/>
+          <w:szCs w:val="20"/>
+        </w:rPr>
+        <w:t>Divergent</w:t>
+      </w:r>
+      <w:proofErr w:type="spellEnd"/>
+      <w:r>
+        <w:rPr>
+          <w:i/>
+          <w:iCs/>
+          <w:sz w:val="20"/>
+          <w:szCs w:val="20"/>
+        </w:rPr>
+        <w:t xml:space="preserve"> </w:t>
+      </w:r>
+      <w:proofErr w:type="spellStart"/>
+      <w:r>
+        <w:rPr>
+          <w:i/>
+          <w:iCs/>
+          <w:sz w:val="20"/>
+          <w:szCs w:val="20"/>
+        </w:rPr>
+        <w:t>Branches</w:t>
+      </w:r>
+      <w:proofErr w:type="spellEnd"/>
       <w:r>
         <w:rPr>
           <w:sz w:val="20"/>
@@ -12554,7 +13175,23 @@
           <w:sz w:val="20"/>
           <w:szCs w:val="20"/>
         </w:rPr>
-        <w:t>bordi che non eseguono l'if per determinare il valore della cella vicina appartenente allo zero-padding. Meno probabilmente appartengono al ramo if che determina se la cella considerata appartiene alla griglia di gioco o no, dal momento che per questa implementazione il numero di thread coincide con il numero di celle di gioco, escludendo la presenza di thread di "riempimento" di blocco inattivi perché non associati ad alcuna cella.</w:t>
+        <w:t xml:space="preserve">bordi che non eseguono </w:t>
+      </w:r>
+      <w:proofErr w:type="spellStart"/>
+      <w:r>
+        <w:rPr>
+          <w:sz w:val="20"/>
+          <w:szCs w:val="20"/>
+        </w:rPr>
+        <w:t>l'if</w:t>
+      </w:r>
+      <w:proofErr w:type="spellEnd"/>
+      <w:r>
+        <w:rPr>
+          <w:sz w:val="20"/>
+          <w:szCs w:val="20"/>
+        </w:rPr>
+        <w:t xml:space="preserve"> per determinare il valore della cella vicina appartenente allo zero-padding. Meno probabilmente appartengono al ramo if che determina se la cella considerata appartiene alla griglia di gioco o no, dal momento che per questa implementazione il numero di thread coincide con il numero di celle di gioco, escludendo la presenza di thread di "riempimento" di blocco inattivi perché non associati ad alcuna cella.</w:t>
       </w:r>
     </w:p>
     <w:p>
@@ -12581,7 +13218,21 @@
           <w:sz w:val="20"/>
           <w:szCs w:val="20"/>
         </w:rPr>
-        <w:t xml:space="preserve">In base alle analisi precedenti, è evidente come il vero collo di bottiglia sia rappresentato dalle lunghe attese di accessi alla memoria globale, anche se le cache L1 e L2 svolgono un ruolo importante nella loro mitigazione. Possiamo affermare che, vista la semplicità dei calcoli determinanti i valori della nuova griglia di gioco, il problema in esame sia molto più </w:t>
+        <w:t xml:space="preserve">In base alle analisi precedenti, è evidente come il vero collo di bottiglia sia rappresentato dalle lunghe attese di accessi alla memoria globale, anche se le cache L1 e L2 svolgono un ruolo importante nella loro mitigazione. Possiamo affermare che, vista la semplicità dei calcoli determinanti </w:t>
+      </w:r>
+      <w:r>
+        <w:rPr>
+          <w:sz w:val="20"/>
+          <w:szCs w:val="20"/>
+        </w:rPr>
+        <w:t xml:space="preserve">gli stati </w:t>
+      </w:r>
+      <w:r>
+        <w:rPr>
+          <w:sz w:val="20"/>
+          <w:szCs w:val="20"/>
+        </w:rPr>
+        <w:t xml:space="preserve">della nuova griglia di gioco, il problema in esame sia </w:t>
       </w:r>
       <w:r>
         <w:rPr>
@@ -12590,15 +13241,9 @@
           <w:sz w:val="20"/>
           <w:szCs w:val="20"/>
         </w:rPr>
-        <w:t xml:space="preserve">memory-bound </w:t>
-      </w:r>
-      <w:r>
-        <w:rPr>
-          <w:sz w:val="20"/>
-          <w:szCs w:val="20"/>
-        </w:rPr>
-        <w:t xml:space="preserve">piuttosto che </w:t>
-      </w:r>
+        <w:t>memory-</w:t>
+      </w:r>
+      <w:proofErr w:type="spellStart"/>
       <w:r>
         <w:rPr>
           <w:i/>
@@ -12606,7 +13251,53 @@
           <w:sz w:val="20"/>
           <w:szCs w:val="20"/>
         </w:rPr>
-        <w:t xml:space="preserve">compute-bound. </w:t>
+        <w:t>bound</w:t>
+      </w:r>
+      <w:proofErr w:type="spellEnd"/>
+      <w:r>
+        <w:rPr>
+          <w:i/>
+          <w:iCs/>
+          <w:sz w:val="20"/>
+          <w:szCs w:val="20"/>
+        </w:rPr>
+        <w:t xml:space="preserve"> </w:t>
+      </w:r>
+      <w:r>
+        <w:rPr>
+          <w:sz w:val="20"/>
+          <w:szCs w:val="20"/>
+        </w:rPr>
+        <w:t xml:space="preserve">piuttosto che </w:t>
+      </w:r>
+      <w:r>
+        <w:rPr>
+          <w:i/>
+          <w:iCs/>
+          <w:sz w:val="20"/>
+          <w:szCs w:val="20"/>
+        </w:rPr>
+        <w:t>compute-</w:t>
+      </w:r>
+      <w:proofErr w:type="spellStart"/>
+      <w:r>
+        <w:rPr>
+          <w:i/>
+          <w:iCs/>
+          <w:sz w:val="20"/>
+          <w:szCs w:val="20"/>
+        </w:rPr>
+        <w:t>bound</w:t>
+      </w:r>
+      <w:proofErr w:type="spellEnd"/>
+      <w:r>
+        <w:rPr>
+          <w:i/>
+          <w:iCs/>
+          <w:sz w:val="20"/>
+          <w:szCs w:val="20"/>
+        </w:rPr>
+        <w:t xml:space="preserve">. </w:t>
       </w:r>
       <w:r>
         <w:rPr>
@@ -12634,7 +13325,21 @@
           <w:sz w:val="20"/>
           <w:szCs w:val="20"/>
         </w:rPr>
-        <w:t>l nostro obiettivo è stato identificare la strada migliore per ottimizzare l’</w:t>
+        <w:t xml:space="preserve">l nostro obiettivo è stato </w:t>
+      </w:r>
+      <w:r>
+        <w:rPr>
+          <w:sz w:val="20"/>
+          <w:szCs w:val="20"/>
+        </w:rPr>
+        <w:t xml:space="preserve">quello di </w:t>
+      </w:r>
+      <w:r>
+        <w:rPr>
+          <w:sz w:val="20"/>
+          <w:szCs w:val="20"/>
+        </w:rPr>
+        <w:t>identificare la strada migliore per ottimizzare l’</w:t>
       </w:r>
       <w:r>
         <w:rPr>
@@ -12918,7 +13623,14 @@
           <w:sz w:val="20"/>
           <w:szCs w:val="20"/>
         </w:rPr>
-        <w:t>Risolvimento della warp divergence per determinare il valore della cella tramite operatori booleani.</w:t>
+        <w:t>Risoluzione</w:t>
+      </w:r>
+      <w:r>
+        <w:rPr>
+          <w:sz w:val="20"/>
+          <w:szCs w:val="20"/>
+        </w:rPr>
+        <w:t xml:space="preserve"> della warp divergence per determinare il valore della cella tramite operatori booleani.</w:t>
       </w:r>
     </w:p>
     <w:p>
@@ -12935,7 +13647,21 @@
           <w:sz w:val="20"/>
           <w:szCs w:val="20"/>
         </w:rPr>
-        <w:t xml:space="preserve">Rimandando ottimizzazioni riguardo la memoria e i suoi accessi </w:t>
+        <w:t>Rimand</w:t>
+      </w:r>
+      <w:r>
+        <w:rPr>
+          <w:sz w:val="20"/>
+          <w:szCs w:val="20"/>
+        </w:rPr>
+        <w:t>iamo</w:t>
+      </w:r>
+      <w:r>
+        <w:rPr>
+          <w:sz w:val="20"/>
+          <w:szCs w:val="20"/>
+        </w:rPr>
+        <w:t xml:space="preserve"> ottimizzazioni riguardo la memoria e i suoi accessi </w:t>
       </w:r>
       <w:r>
         <w:rPr>
@@ -14473,11 +15199,19 @@
           <w:szCs w:val="20"/>
         </w:rPr>
       </w:pPr>
+    </w:p>
+    <w:p>
+      <w:pPr>
+        <w:jc w:val="both"/>
+        <w:rPr>
+          <w:sz w:val="20"/>
+          <w:szCs w:val="20"/>
+        </w:rPr>
+      </w:pPr>
       <w:r>
         <w:rPr>
           <w:noProof/>
         </w:rPr>
-        <w:lastRenderedPageBreak/>
         <w:drawing>
           <wp:anchor distT="0" distB="0" distL="114300" distR="114300" simplePos="0" relativeHeight="251672576" behindDoc="0" locked="0" layoutInCell="1" allowOverlap="1" wp14:anchorId="2BDEB659" wp14:editId="07BAAF4E">
             <wp:simplePos x="0" y="0"/>
@@ -14605,7 +15339,37 @@
           <w:sz w:val="20"/>
           <w:szCs w:val="20"/>
         </w:rPr>
-        <w:t>notiamo un incremento anche della metrica SM Busy, con un incremento di 7</w:t>
+        <w:t xml:space="preserve">notiamo un incremento anche della metrica SM </w:t>
+      </w:r>
+      <w:proofErr w:type="spellStart"/>
+      <w:r>
+        <w:rPr>
+          <w:sz w:val="20"/>
+          <w:szCs w:val="20"/>
+        </w:rPr>
+        <w:t>Busy</w:t>
+      </w:r>
+      <w:proofErr w:type="spellEnd"/>
+      <w:r>
+        <w:rPr>
+          <w:sz w:val="20"/>
+          <w:szCs w:val="20"/>
+        </w:rPr>
+        <w:t xml:space="preserve">, con un </w:t>
+      </w:r>
+      <w:r>
+        <w:rPr>
+          <w:sz w:val="20"/>
+          <w:szCs w:val="20"/>
+        </w:rPr>
+        <w:t xml:space="preserve">aumento </w:t>
+      </w:r>
+      <w:r>
+        <w:rPr>
+          <w:sz w:val="20"/>
+          <w:szCs w:val="20"/>
+        </w:rPr>
+        <w:t>di 7</w:t>
       </w:r>
       <w:r>
         <w:rPr>
@@ -14718,15 +15482,29 @@
           <w:sz w:val="20"/>
           <w:szCs w:val="20"/>
         </w:rPr>
-        <w:t>Warp State Statistics</w:t>
-      </w:r>
+        <w:t xml:space="preserve">Warp State </w:t>
+      </w:r>
+      <w:proofErr w:type="spellStart"/>
+      <w:r>
+        <w:rPr>
+          <w:b/>
+          <w:bCs/>
+          <w:i/>
+          <w:iCs/>
+          <w:sz w:val="20"/>
+          <w:szCs w:val="20"/>
+        </w:rPr>
+        <w:t>Statistics</w:t>
+      </w:r>
+      <w:proofErr w:type="spellEnd"/>
     </w:p>
     <w:p>
       <w:pPr>
+        <w:spacing w:after="0"/>
         <w:jc w:val="both"/>
         <w:rPr>
-          <w:sz w:val="20"/>
-          <w:szCs w:val="20"/>
+          <w:sz w:val="8"/>
+          <w:szCs w:val="8"/>
         </w:rPr>
       </w:pPr>
       <w:r>
@@ -14784,6 +15562,13 @@
       </w:r>
       <w:r>
         <w:rPr>
+          <w:sz w:val="20"/>
+          <w:szCs w:val="20"/>
+        </w:rPr>
+        <w:br/>
+      </w:r>
+      <w:r>
+        <w:rPr>
           <w:i/>
           <w:iCs/>
           <w:sz w:val="20"/>
@@ -14810,7 +15595,31 @@
           <w:sz w:val="20"/>
           <w:szCs w:val="20"/>
         </w:rPr>
-        <w:t xml:space="preserve"> Inoltre, s</w:t>
+        <w:t xml:space="preserve"> </w:t>
+      </w:r>
+      <w:r>
+        <w:rPr>
+          <w:sz w:val="20"/>
+          <w:szCs w:val="20"/>
+        </w:rPr>
+        <w:br/>
+      </w:r>
+    </w:p>
+    <w:p>
+      <w:pPr>
+        <w:spacing w:after="0"/>
+        <w:jc w:val="both"/>
+        <w:rPr>
+          <w:sz w:val="20"/>
+          <w:szCs w:val="20"/>
+        </w:rPr>
+      </w:pPr>
+      <w:r>
+        <w:rPr>
+          <w:sz w:val="20"/>
+          <w:szCs w:val="20"/>
+        </w:rPr>
+        <w:t>Inoltre, s</w:t>
       </w:r>
       <w:r>
         <w:rPr>
@@ -15097,6 +15906,7 @@
         </w:rPr>
         <w:t xml:space="preserve">In contrasto a quanto avevamo ipotizzato prima dell’implementazione di questa versione, il dato sulla </w:t>
       </w:r>
+      <w:proofErr w:type="spellStart"/>
       <w:r>
         <w:rPr>
           <w:i/>
@@ -15104,14 +15914,38 @@
           <w:sz w:val="20"/>
           <w:szCs w:val="20"/>
         </w:rPr>
-        <w:t xml:space="preserve">Achieved Occupancy </w:t>
-      </w:r>
-      <w:r>
-        <w:rPr>
-          <w:sz w:val="20"/>
-          <w:szCs w:val="20"/>
-        </w:rPr>
-        <w:t xml:space="preserve">non risulta migliorato, ma inferiore al caso precedente (78,32 -&gt; 76,75). Trattandosi questa di una misura sul totale (percentuale) questo abbassamento è sintomo di </w:t>
+        <w:t>Achieved</w:t>
+      </w:r>
+      <w:proofErr w:type="spellEnd"/>
+      <w:r>
+        <w:rPr>
+          <w:i/>
+          <w:iCs/>
+          <w:sz w:val="20"/>
+          <w:szCs w:val="20"/>
+        </w:rPr>
+        <w:t xml:space="preserve"> Occupancy </w:t>
+      </w:r>
+      <w:r>
+        <w:rPr>
+          <w:sz w:val="20"/>
+          <w:szCs w:val="20"/>
+        </w:rPr>
+        <w:t xml:space="preserve">non risulta migliorato, ma </w:t>
+      </w:r>
+      <w:r>
+        <w:rPr>
+          <w:sz w:val="20"/>
+          <w:szCs w:val="20"/>
+        </w:rPr>
+        <w:t xml:space="preserve">di poco </w:t>
+      </w:r>
+      <w:r>
+        <w:rPr>
+          <w:sz w:val="20"/>
+          <w:szCs w:val="20"/>
+        </w:rPr>
+        <w:t xml:space="preserve">inferiore al caso precedente (78,32 -&gt; 76,75). Trattandosi questa di una misura sul totale (percentuale) questo abbassamento è sintomo di </w:t>
       </w:r>
       <w:r>
         <w:rPr>
@@ -15363,7 +16197,15 @@
           <w:sz w:val="20"/>
           <w:szCs w:val="20"/>
         </w:rPr>
-        <w:t>rivolgersi alla cache L2, la quale però, a causa del flusso di dati maggiore generato da più blocchi (</w:t>
+        <w:t xml:space="preserve">rivolgersi alla cache L2, la quale però, a causa del flusso di dati maggiore </w:t>
+      </w:r>
+      <w:r>
+        <w:rPr>
+          <w:sz w:val="20"/>
+          <w:szCs w:val="20"/>
+        </w:rPr>
+        <w:lastRenderedPageBreak/>
+        <w:t>generato da più blocchi (</w:t>
       </w:r>
       <w:r>
         <w:rPr>
@@ -15405,7 +16247,6 @@
         </w:rPr>
       </w:pPr>
       <w:r>
-        <w:lastRenderedPageBreak/>
         <w:t xml:space="preserve">5.3.3 </w:t>
       </w:r>
       <w:r>
@@ -15506,7 +16347,14 @@
           <w:sz w:val="20"/>
           <w:szCs w:val="20"/>
         </w:rPr>
-        <w:t>Viste le considerazioni di cui sopra, la successiva ottimizzazione si concentrerà sugli accessi efficienti in memoria e sull'utilizzo della shared memory per ottenere accessi ai dati veloci grazie alla sua locazione on-chip.</w:t>
+        <w:t>Viste le considerazioni di cui sopra, la successiva ottimizzazione si concentrerà sugli accessi efficienti in memoria e sull'utilizzo della shared memory</w:t>
+      </w:r>
+      <w:r>
+        <w:rPr>
+          <w:sz w:val="20"/>
+          <w:szCs w:val="20"/>
+        </w:rPr>
+        <w:t>.</w:t>
       </w:r>
     </w:p>
     <w:p>
@@ -15524,8 +16372,8 @@
       <w:pPr>
         <w:spacing w:after="0"/>
         <w:rPr>
-          <w:sz w:val="20"/>
-          <w:szCs w:val="20"/>
+          <w:sz w:val="6"/>
+          <w:szCs w:val="6"/>
         </w:rPr>
       </w:pPr>
       <w:r>
@@ -17311,7 +18159,49 @@
           <w:sz w:val="20"/>
           <w:szCs w:val="20"/>
         </w:rPr>
-        <w:t xml:space="preserve"> 33,22%. Questo è dovuto ad un migliore accesso in memoria ad indirizzi contigui da parte dei thread dei warp, aumentando l'utilizzo effettivo dei byte trasferiti.</w:t>
+        <w:t xml:space="preserve"> 33,22%. Questo è dovuto ad un </w:t>
+      </w:r>
+      <w:r>
+        <w:rPr>
+          <w:sz w:val="20"/>
+          <w:szCs w:val="20"/>
+        </w:rPr>
+        <w:t xml:space="preserve">caricamento collaborativo </w:t>
+      </w:r>
+      <w:r>
+        <w:rPr>
+          <w:sz w:val="20"/>
+          <w:szCs w:val="20"/>
+        </w:rPr>
+        <w:t>i</w:t>
+      </w:r>
+      <w:r>
+        <w:rPr>
+          <w:sz w:val="20"/>
+          <w:szCs w:val="20"/>
+        </w:rPr>
+        <w:t>n shared memory</w:t>
+      </w:r>
+      <w:r>
+        <w:rPr>
+          <w:sz w:val="20"/>
+          <w:szCs w:val="20"/>
+        </w:rPr>
+        <w:t xml:space="preserve"> da parte dei thread </w:t>
+      </w:r>
+      <w:r>
+        <w:rPr>
+          <w:sz w:val="20"/>
+          <w:szCs w:val="20"/>
+        </w:rPr>
+        <w:t>di un</w:t>
+      </w:r>
+      <w:r>
+        <w:rPr>
+          <w:sz w:val="20"/>
+          <w:szCs w:val="20"/>
+        </w:rPr>
+        <w:t xml:space="preserve"> warp, aumentando l'utilizzo effettivo dei byte trasferiti.</w:t>
       </w:r>
     </w:p>
     <w:p>
@@ -17511,6 +18401,7 @@
         <w:rPr>
           <w:noProof/>
         </w:rPr>
+        <w:lastRenderedPageBreak/>
         <w:drawing>
           <wp:inline distT="0" distB="0" distL="0" distR="0" wp14:anchorId="726C91D0" wp14:editId="6148C976">
             <wp:extent cx="5494655" cy="807720"/>
@@ -17576,7 +18467,6 @@
           <w:iCs/>
           <w:lang w:val="en-GB"/>
         </w:rPr>
-        <w:lastRenderedPageBreak/>
         <w:t>Memory Workload Analysis</w:t>
       </w:r>
     </w:p>
@@ -17589,7 +18479,7 @@
           <w:noProof/>
         </w:rPr>
         <w:drawing>
-          <wp:inline distT="0" distB="0" distL="0" distR="0" wp14:anchorId="4A22BCE4" wp14:editId="0959F47D">
+          <wp:inline distT="0" distB="0" distL="0" distR="0" wp14:anchorId="4A22BCE4" wp14:editId="1025BD73">
             <wp:extent cx="3880090" cy="2411605"/>
             <wp:effectExtent l="0" t="0" r="6350" b="8255"/>
             <wp:docPr id="1737428598" name="Immagine 31" descr="Immagine che contiene schermata, testo, diagramma, Software per la grafica&#10;&#10;Il contenuto generato dall'IA potrebbe non essere corretto."/>
@@ -17679,7 +18569,35 @@
           <w:sz w:val="20"/>
           <w:szCs w:val="20"/>
         </w:rPr>
-        <w:t>, portano all'abbassamento dell'hit rate e a rivolgersi alle memorie successive. Una volta che i dati sono stati caricati, quindi, ogni thread utilizzerà</w:t>
+        <w:t>, portano a rivolgersi alle memorie successive</w:t>
+      </w:r>
+      <w:r>
+        <w:rPr>
+          <w:sz w:val="20"/>
+          <w:szCs w:val="20"/>
+        </w:rPr>
+        <w:t xml:space="preserve"> abbassandone l’hit rate</w:t>
+      </w:r>
+      <w:r>
+        <w:rPr>
+          <w:sz w:val="20"/>
+          <w:szCs w:val="20"/>
+        </w:rPr>
+        <w:t xml:space="preserve">. Una volta </w:t>
+      </w:r>
+      <w:r>
+        <w:rPr>
+          <w:sz w:val="20"/>
+          <w:szCs w:val="20"/>
+        </w:rPr>
+        <w:t>caricati i dati</w:t>
+      </w:r>
+      <w:r>
+        <w:rPr>
+          <w:sz w:val="20"/>
+          <w:szCs w:val="20"/>
+        </w:rPr>
+        <w:t>, quindi, ogni thread utilizzerà</w:t>
       </w:r>
       <w:r>
         <w:rPr>
@@ -17693,7 +18611,49 @@
           <w:sz w:val="20"/>
           <w:szCs w:val="20"/>
         </w:rPr>
-        <w:t>esclusivamente la memoria condivisa per estrapolare i dati per il calcolo dell'aggiornamento della propria cella. Questo è confermato dal maggior numero di richieste di accesso alla Shared Memory (294.91 K in lettura) rispetto a quelle che interessano la cache L1 (121.22 K).</w:t>
+        <w:t xml:space="preserve">esclusivamente la memoria condivisa per </w:t>
+      </w:r>
+      <w:r>
+        <w:rPr>
+          <w:sz w:val="20"/>
+          <w:szCs w:val="20"/>
+        </w:rPr>
+        <w:t xml:space="preserve">accedere </w:t>
+      </w:r>
+      <w:r>
+        <w:rPr>
+          <w:sz w:val="20"/>
+          <w:szCs w:val="20"/>
+        </w:rPr>
+        <w:t xml:space="preserve"> </w:t>
+      </w:r>
+      <w:r>
+        <w:rPr>
+          <w:sz w:val="20"/>
+          <w:szCs w:val="20"/>
+        </w:rPr>
+        <w:t>a</w:t>
+      </w:r>
+      <w:r>
+        <w:rPr>
+          <w:sz w:val="20"/>
+          <w:szCs w:val="20"/>
+        </w:rPr>
+        <w:t xml:space="preserve">i </w:t>
+      </w:r>
+      <w:r>
+        <w:rPr>
+          <w:sz w:val="20"/>
+          <w:szCs w:val="20"/>
+        </w:rPr>
+        <w:t>vicini</w:t>
+      </w:r>
+      <w:r>
+        <w:rPr>
+          <w:sz w:val="20"/>
+          <w:szCs w:val="20"/>
+        </w:rPr>
+        <w:t xml:space="preserve"> per il calcolo dell'aggiornamento della propria cella. Questo è confermato dal maggior numero di richieste di accesso alla Shared Memory (294.91 K in lettura) rispetto a quelle che interessano la cache L1 (121.22 K).</w:t>
       </w:r>
     </w:p>
     <w:p>
@@ -17768,8 +18728,19 @@
           <w:i/>
           <w:iCs/>
         </w:rPr>
-        <w:t>Instruction Statistics</w:t>
-      </w:r>
+        <w:t xml:space="preserve">Instruction </w:t>
+      </w:r>
+      <w:proofErr w:type="spellStart"/>
+      <w:r>
+        <w:rPr>
+          <w:b/>
+          <w:bCs/>
+          <w:i/>
+          <w:iCs/>
+        </w:rPr>
+        <w:t>Statistics</w:t>
+      </w:r>
+      <w:proofErr w:type="spellEnd"/>
     </w:p>
     <w:p>
       <w:pPr>
@@ -17867,8 +18838,19 @@
           <w:sz w:val="20"/>
           <w:szCs w:val="20"/>
         </w:rPr>
-        <w:t>Warp State Statistics</w:t>
-      </w:r>
+        <w:t xml:space="preserve">Warp State </w:t>
+      </w:r>
+      <w:proofErr w:type="spellStart"/>
+      <w:r>
+        <w:rPr>
+          <w:b/>
+          <w:bCs/>
+          <w:sz w:val="20"/>
+          <w:szCs w:val="20"/>
+        </w:rPr>
+        <w:t>Statistics</w:t>
+      </w:r>
+      <w:proofErr w:type="spellEnd"/>
     </w:p>
     <w:p>
       <w:pPr>
@@ -17910,8 +18892,9 @@
           <w:sz w:val="20"/>
           <w:szCs w:val="20"/>
         </w:rPr>
-        <w:t xml:space="preserve"> Cycle per Issued Instruction (WCPI)</w:t>
-      </w:r>
+        <w:t xml:space="preserve"> </w:t>
+      </w:r>
+      <w:proofErr w:type="spellStart"/>
       <w:r>
         <w:rPr>
           <w:i/>
@@ -17919,29 +18902,9 @@
           <w:sz w:val="20"/>
           <w:szCs w:val="20"/>
         </w:rPr>
-        <w:t xml:space="preserve"> </w:t>
-      </w:r>
-      <w:r>
-        <w:rPr>
-          <w:sz w:val="20"/>
-          <w:szCs w:val="20"/>
-        </w:rPr>
-        <w:t>pari a 18,7</w:t>
-      </w:r>
-      <w:r>
-        <w:rPr>
-          <w:sz w:val="20"/>
-          <w:szCs w:val="20"/>
-        </w:rPr>
-        <w:t>3</w:t>
-      </w:r>
-      <w:r>
-        <w:rPr>
-          <w:sz w:val="20"/>
-          <w:szCs w:val="20"/>
-        </w:rPr>
-        <w:t xml:space="preserve"> (prima 9,56). Il numero di istruzioni è stato dimezzato, ma i cicli totali spesi per attendere i dati dalla DRAM sono rimasti costanti, innalzando questo valore. La GPU passa più tempo ad aspettare in proporzione al lavoro svolto, sintomo di un kernel </w:t>
-      </w:r>
+        <w:t>Cycle</w:t>
+      </w:r>
+      <w:proofErr w:type="spellEnd"/>
       <w:r>
         <w:rPr>
           <w:i/>
@@ -17949,8 +18912,58 @@
           <w:sz w:val="20"/>
           <w:szCs w:val="20"/>
         </w:rPr>
-        <w:t>Memory-Bound</w:t>
-      </w:r>
+        <w:t xml:space="preserve"> per Issued Instruction (WCPI)</w:t>
+      </w:r>
+      <w:r>
+        <w:rPr>
+          <w:i/>
+          <w:iCs/>
+          <w:sz w:val="20"/>
+          <w:szCs w:val="20"/>
+        </w:rPr>
+        <w:t xml:space="preserve"> </w:t>
+      </w:r>
+      <w:r>
+        <w:rPr>
+          <w:sz w:val="20"/>
+          <w:szCs w:val="20"/>
+        </w:rPr>
+        <w:t>pari a 18,7</w:t>
+      </w:r>
+      <w:r>
+        <w:rPr>
+          <w:sz w:val="20"/>
+          <w:szCs w:val="20"/>
+        </w:rPr>
+        <w:t>3</w:t>
+      </w:r>
+      <w:r>
+        <w:rPr>
+          <w:sz w:val="20"/>
+          <w:szCs w:val="20"/>
+        </w:rPr>
+        <w:t xml:space="preserve"> (prima 9,56). Il numero di istruzioni è stato dimezzato, ma i cicli totali spesi per attendere i dati dalla DRAM sono rimasti costanti, innalzando questo valore. La GPU passa più tempo ad aspettare in proporzione al lavoro svolto, sintomo di un kernel </w:t>
+      </w:r>
+      <w:r>
+        <w:rPr>
+          <w:i/>
+          <w:iCs/>
+          <w:sz w:val="20"/>
+          <w:szCs w:val="20"/>
+        </w:rPr>
+        <w:t>Memory-</w:t>
+      </w:r>
+      <w:proofErr w:type="spellStart"/>
+      <w:r>
+        <w:rPr>
+          <w:i/>
+          <w:iCs/>
+          <w:sz w:val="20"/>
+          <w:szCs w:val="20"/>
+        </w:rPr>
+        <w:t>Bound</w:t>
+      </w:r>
+      <w:proofErr w:type="spellEnd"/>
       <w:r>
         <w:rPr>
           <w:sz w:val="20"/>
@@ -18139,6 +19152,7 @@
           <w:sz w:val="20"/>
           <w:szCs w:val="20"/>
         </w:rPr>
+        <w:lastRenderedPageBreak/>
         <w:t>Natura del problema</w:t>
       </w:r>
       <w:r>
@@ -18181,15 +19195,7 @@
           <w:sz w:val="20"/>
           <w:szCs w:val="20"/>
         </w:rPr>
-        <w:t xml:space="preserve">. Inoltre, la Cache L2 è abbastanza veloce, anche </w:t>
-      </w:r>
-      <w:r>
-        <w:rPr>
-          <w:sz w:val="20"/>
-          <w:szCs w:val="20"/>
-        </w:rPr>
-        <w:lastRenderedPageBreak/>
-        <w:t>se non quanto la Shared Memory. Il suo uso efficiente nelle versioni precedenti (75% circa di hit rate) abbatteva i costi di accesso alla DRAM.</w:t>
+        <w:t>. Inoltre, la Cache L2 è abbastanza veloce, anche se non quanto la Shared Memory. Il suo uso efficiente nelle versioni precedenti (75% circa di hit rate) abbatteva i costi di accesso alla DRAM.</w:t>
       </w:r>
     </w:p>
     <w:p>
@@ -19752,7 +20758,23 @@
           <w:sz w:val="20"/>
           <w:szCs w:val="20"/>
         </w:rPr>
-        <w:t xml:space="preserve"> dal bank </w:t>
+        <w:t xml:space="preserve"> </w:t>
+      </w:r>
+      <w:proofErr w:type="gramStart"/>
+      <w:r>
+        <w:rPr>
+          <w:sz w:val="20"/>
+          <w:szCs w:val="20"/>
+        </w:rPr>
+        <w:t>dal bank</w:t>
+      </w:r>
+      <w:proofErr w:type="gramEnd"/>
+      <w:r>
+        <w:rPr>
+          <w:sz w:val="20"/>
+          <w:szCs w:val="20"/>
+        </w:rPr>
+        <w:t xml:space="preserve"> </w:t>
       </w:r>
       <w:r>
         <w:rPr>
@@ -19810,65 +20832,10 @@
         </w:rPr>
         <w:t>Conclusioni</w:t>
       </w:r>
-      <w:r>
-        <w:rPr>
-          <w:b/>
-          <w:bCs/>
-        </w:rPr>
-        <w:br/>
-      </w:r>
-      <w:r>
-        <w:rPr>
-          <w:sz w:val="20"/>
-          <w:szCs w:val="20"/>
-        </w:rPr>
-        <w:t xml:space="preserve">Possiamo concludere che </w:t>
-      </w:r>
-      <w:r>
-        <w:rPr>
-          <w:sz w:val="20"/>
-          <w:szCs w:val="20"/>
-        </w:rPr>
-        <w:t>la versione attuale risulta essere la più</w:t>
-      </w:r>
-      <w:r>
-        <w:rPr>
-          <w:sz w:val="20"/>
-          <w:szCs w:val="20"/>
-        </w:rPr>
-        <w:t xml:space="preserve"> efficiente nell'utilizzo delle risorse: meno registri richiesti, </w:t>
-      </w:r>
-      <w:r>
-        <w:rPr>
-          <w:sz w:val="20"/>
-          <w:szCs w:val="20"/>
-        </w:rPr>
-        <w:t>meno</w:t>
-      </w:r>
-      <w:r>
-        <w:rPr>
-          <w:sz w:val="20"/>
-          <w:szCs w:val="20"/>
-        </w:rPr>
-        <w:t xml:space="preserve"> istruzioni</w:t>
-      </w:r>
-      <w:r>
-        <w:rPr>
-          <w:sz w:val="20"/>
-          <w:szCs w:val="20"/>
-        </w:rPr>
-        <w:t>, utilizzo della shared-memory</w:t>
-      </w:r>
-      <w:r>
-        <w:rPr>
-          <w:sz w:val="20"/>
-          <w:szCs w:val="20"/>
-        </w:rPr>
-        <w:t xml:space="preserve"> e accessi alla memoria più efficienti. </w:t>
-      </w:r>
     </w:p>
     <w:p>
       <w:pPr>
+        <w:pStyle w:val="Nessunaspaziatura"/>
         <w:jc w:val="both"/>
         <w:rPr>
           <w:sz w:val="20"/>
@@ -19877,16 +20844,74 @@
       </w:pPr>
       <w:r>
         <w:rPr>
+          <w:sz w:val="20"/>
+          <w:szCs w:val="20"/>
+        </w:rPr>
+        <w:t xml:space="preserve">Possiamo concludere che </w:t>
+      </w:r>
+      <w:r>
+        <w:rPr>
+          <w:sz w:val="20"/>
+          <w:szCs w:val="20"/>
+        </w:rPr>
+        <w:t>la versione attuale risulta essere la più</w:t>
+      </w:r>
+      <w:r>
+        <w:rPr>
+          <w:sz w:val="20"/>
+          <w:szCs w:val="20"/>
+        </w:rPr>
+        <w:t xml:space="preserve"> efficiente nell'utilizzo delle risorse: meno registri richiesti, </w:t>
+      </w:r>
+      <w:r>
+        <w:rPr>
+          <w:sz w:val="20"/>
+          <w:szCs w:val="20"/>
+        </w:rPr>
+        <w:t>meno</w:t>
+      </w:r>
+      <w:r>
+        <w:rPr>
+          <w:sz w:val="20"/>
+          <w:szCs w:val="20"/>
+        </w:rPr>
+        <w:t xml:space="preserve"> istruzioni</w:t>
+      </w:r>
+      <w:r>
+        <w:rPr>
+          <w:sz w:val="20"/>
+          <w:szCs w:val="20"/>
+        </w:rPr>
+        <w:t>, utilizzo della shared-memory</w:t>
+      </w:r>
+      <w:r>
+        <w:rPr>
+          <w:sz w:val="20"/>
+          <w:szCs w:val="20"/>
+        </w:rPr>
+        <w:t xml:space="preserve"> e accessi alla memoria più efficienti. </w:t>
+      </w:r>
+    </w:p>
+    <w:p>
+      <w:pPr>
+        <w:jc w:val="both"/>
+        <w:rPr>
+          <w:sz w:val="20"/>
+          <w:szCs w:val="20"/>
+        </w:rPr>
+      </w:pPr>
+      <w:r>
+        <w:rPr>
           <w:noProof/>
         </w:rPr>
         <w:drawing>
-          <wp:anchor distT="0" distB="0" distL="114300" distR="114300" simplePos="0" relativeHeight="251685888" behindDoc="0" locked="0" layoutInCell="1" allowOverlap="1" wp14:anchorId="082F0CD6" wp14:editId="6915EE0A">
+          <wp:anchor distT="0" distB="0" distL="114300" distR="114300" simplePos="0" relativeHeight="251685888" behindDoc="0" locked="0" layoutInCell="1" allowOverlap="1" wp14:anchorId="082F0CD6" wp14:editId="20DAFDC6">
             <wp:simplePos x="0" y="0"/>
             <wp:positionH relativeFrom="column">
-              <wp:posOffset>713861</wp:posOffset>
+              <wp:posOffset>740900</wp:posOffset>
             </wp:positionH>
             <wp:positionV relativeFrom="paragraph">
-              <wp:posOffset>665589</wp:posOffset>
+              <wp:posOffset>600075</wp:posOffset>
             </wp:positionV>
             <wp:extent cx="5003800" cy="2094865"/>
             <wp:effectExtent l="0" t="0" r="6350" b="635"/>
@@ -19961,6 +20986,7 @@
         </w:rPr>
         <w:t>-</w:t>
       </w:r>
+      <w:proofErr w:type="spellStart"/>
       <w:r>
         <w:rPr>
           <w:i/>
@@ -19968,15 +20994,9 @@
           <w:sz w:val="20"/>
           <w:szCs w:val="20"/>
         </w:rPr>
-        <w:t xml:space="preserve">Bound </w:t>
-      </w:r>
-      <w:r>
-        <w:rPr>
-          <w:sz w:val="20"/>
-          <w:szCs w:val="20"/>
-        </w:rPr>
-        <w:t xml:space="preserve">piuttosto che </w:t>
-      </w:r>
+        <w:t>Bound</w:t>
+      </w:r>
+      <w:proofErr w:type="spellEnd"/>
       <w:r>
         <w:rPr>
           <w:i/>
@@ -19984,7 +21004,14 @@
           <w:sz w:val="20"/>
           <w:szCs w:val="20"/>
         </w:rPr>
-        <w:t>Compute</w:t>
+        <w:t xml:space="preserve"> </w:t>
+      </w:r>
+      <w:r>
+        <w:rPr>
+          <w:sz w:val="20"/>
+          <w:szCs w:val="20"/>
+        </w:rPr>
+        <w:t xml:space="preserve">piuttosto che </w:t>
       </w:r>
       <w:r>
         <w:rPr>
@@ -19993,7 +21020,7 @@
           <w:sz w:val="20"/>
           <w:szCs w:val="20"/>
         </w:rPr>
-        <w:t>-</w:t>
+        <w:t>Compute</w:t>
       </w:r>
       <w:r>
         <w:rPr>
@@ -20002,64 +21029,9 @@
           <w:sz w:val="20"/>
           <w:szCs w:val="20"/>
         </w:rPr>
-        <w:t>Bound</w:t>
-      </w:r>
-      <w:r>
-        <w:rPr>
-          <w:sz w:val="20"/>
-          <w:szCs w:val="20"/>
-        </w:rPr>
-        <w:t>:</w:t>
-      </w:r>
-      <w:r>
-        <w:rPr>
-          <w:sz w:val="20"/>
-          <w:szCs w:val="20"/>
-        </w:rPr>
-        <w:t xml:space="preserve"> Il rapporto tra il tempo di esecuzione delle istruzioni di calcolo e i tempi di attesa dei dati è nettamente sbilanciato verso questi ultimi.</w:t>
-      </w:r>
-      <w:r>
-        <w:rPr>
-          <w:sz w:val="20"/>
-          <w:szCs w:val="20"/>
-        </w:rPr>
-        <w:br/>
-      </w:r>
-      <w:r>
-        <w:rPr>
-          <w:sz w:val="20"/>
-          <w:szCs w:val="20"/>
-        </w:rPr>
-        <w:t xml:space="preserve">Il grafico </w:t>
-      </w:r>
-      <w:r>
-        <w:rPr>
-          <w:sz w:val="20"/>
-          <w:szCs w:val="20"/>
-        </w:rPr>
-        <w:t>sotto</w:t>
-      </w:r>
-      <w:r>
-        <w:rPr>
-          <w:sz w:val="20"/>
-          <w:szCs w:val="20"/>
-        </w:rPr>
-        <w:t xml:space="preserve"> conferma questa intuizione: il numero di cicli medio di attesa </w:t>
-      </w:r>
-      <w:r>
-        <w:rPr>
-          <w:sz w:val="20"/>
-          <w:szCs w:val="20"/>
-        </w:rPr>
-        <w:t>dovuti a</w:t>
-      </w:r>
-      <w:r>
-        <w:rPr>
-          <w:sz w:val="20"/>
-          <w:szCs w:val="20"/>
-        </w:rPr>
-        <w:t xml:space="preserve"> </w:t>
-      </w:r>
+        <w:t>-</w:t>
+      </w:r>
+      <w:proofErr w:type="spellStart"/>
       <w:r>
         <w:rPr>
           <w:i/>
@@ -20067,14 +21039,94 @@
           <w:sz w:val="20"/>
           <w:szCs w:val="20"/>
         </w:rPr>
-        <w:t>Long Scoreboard</w:t>
-      </w:r>
-      <w:r>
-        <w:rPr>
-          <w:sz w:val="20"/>
-          <w:szCs w:val="20"/>
-        </w:rPr>
-        <w:t xml:space="preserve"> e dovuti alla barriera di sincronizzazione</w:t>
+        <w:t>Bound</w:t>
+      </w:r>
+      <w:proofErr w:type="spellEnd"/>
+      <w:r>
+        <w:rPr>
+          <w:sz w:val="20"/>
+          <w:szCs w:val="20"/>
+        </w:rPr>
+        <w:t>:</w:t>
+      </w:r>
+      <w:r>
+        <w:rPr>
+          <w:sz w:val="20"/>
+          <w:szCs w:val="20"/>
+        </w:rPr>
+        <w:t xml:space="preserve"> Il rapporto tra il tempo di esecuzione delle istruzioni di calcolo e i tempi di attesa dei dati è nettamente sbilanciato verso questi ultimi.</w:t>
+      </w:r>
+    </w:p>
+    <w:p>
+      <w:pPr>
+        <w:jc w:val="both"/>
+        <w:rPr>
+          <w:sz w:val="20"/>
+          <w:szCs w:val="20"/>
+        </w:rPr>
+      </w:pPr>
+      <w:r>
+        <w:rPr>
+          <w:sz w:val="20"/>
+          <w:szCs w:val="20"/>
+        </w:rPr>
+        <w:lastRenderedPageBreak/>
+        <w:t xml:space="preserve">Il grafico </w:t>
+      </w:r>
+      <w:r>
+        <w:rPr>
+          <w:sz w:val="20"/>
+          <w:szCs w:val="20"/>
+        </w:rPr>
+        <w:t>sopra</w:t>
+      </w:r>
+      <w:r>
+        <w:rPr>
+          <w:sz w:val="20"/>
+          <w:szCs w:val="20"/>
+        </w:rPr>
+        <w:t xml:space="preserve"> conferma questa intuizione: il numero di cicli medio di attesa </w:t>
+      </w:r>
+      <w:r>
+        <w:rPr>
+          <w:sz w:val="20"/>
+          <w:szCs w:val="20"/>
+        </w:rPr>
+        <w:t>dovuti a</w:t>
+      </w:r>
+      <w:r>
+        <w:rPr>
+          <w:sz w:val="20"/>
+          <w:szCs w:val="20"/>
+        </w:rPr>
+        <w:t xml:space="preserve"> </w:t>
+      </w:r>
+      <w:r>
+        <w:rPr>
+          <w:i/>
+          <w:iCs/>
+          <w:sz w:val="20"/>
+          <w:szCs w:val="20"/>
+        </w:rPr>
+        <w:t xml:space="preserve">Long </w:t>
+      </w:r>
+      <w:proofErr w:type="spellStart"/>
+      <w:r>
+        <w:rPr>
+          <w:i/>
+          <w:iCs/>
+          <w:sz w:val="20"/>
+          <w:szCs w:val="20"/>
+        </w:rPr>
+        <w:t>Scoreboard</w:t>
+      </w:r>
+      <w:proofErr w:type="spellEnd"/>
+      <w:r>
+        <w:rPr>
+          <w:sz w:val="20"/>
+          <w:szCs w:val="20"/>
+        </w:rPr>
+        <w:t xml:space="preserve"> e alla barriera di sincronizzazione</w:t>
       </w:r>
       <w:r>
         <w:rPr>
@@ -20150,17 +21202,29 @@
     </w:p>
     <w:p>
       <w:pPr>
-        <w:spacing w:after="0"/>
-        <w:jc w:val="both"/>
-        <w:rPr>
-          <w:sz w:val="20"/>
-          <w:szCs w:val="20"/>
-        </w:rPr>
-      </w:pPr>
+        <w:pStyle w:val="StileTesi"/>
+      </w:pPr>
+      <w:r>
+        <w:t>6.</w:t>
+      </w:r>
+      <w:r>
+        <w:t xml:space="preserve"> </w:t>
+      </w:r>
+      <w:r>
+        <w:t xml:space="preserve">CUDA – </w:t>
+      </w:r>
+      <w:r>
+        <w:t xml:space="preserve">Analisi delle prestazioni su </w:t>
+      </w:r>
+      <w:r>
+        <w:t xml:space="preserve">diverse </w:t>
+      </w:r>
+      <w:r>
+        <w:t>griglie e generazioni</w:t>
+      </w:r>
     </w:p>
     <w:p>
       <w:pPr>
-        <w:spacing w:after="0"/>
         <w:jc w:val="both"/>
         <w:rPr>
           <w:sz w:val="20"/>
@@ -20172,60 +21236,6 @@
           <w:sz w:val="20"/>
           <w:szCs w:val="20"/>
         </w:rPr>
-        <w:t>Per fornire un confronto il più completo e operativo possibile, di seguito sono elenca</w:t>
-      </w:r>
-      <w:r>
-        <w:rPr>
-          <w:sz w:val="20"/>
-          <w:szCs w:val="20"/>
-        </w:rPr>
-        <w:t>ti</w:t>
-      </w:r>
-      <w:r>
-        <w:rPr>
-          <w:sz w:val="20"/>
-          <w:szCs w:val="20"/>
-        </w:rPr>
-        <w:t xml:space="preserve"> altri test che presentano dimensioni di griglie di gioco e numero di generazioni incrementalmente maggiori rispetto agli scenari precedenti.</w:t>
-      </w:r>
-    </w:p>
-    <w:p>
-      <w:pPr>
-        <w:pStyle w:val="StileTesi"/>
-      </w:pPr>
-      <w:r>
-        <w:lastRenderedPageBreak/>
-        <w:t>6.</w:t>
-      </w:r>
-      <w:r>
-        <w:t xml:space="preserve"> </w:t>
-      </w:r>
-      <w:r>
-        <w:t xml:space="preserve">CUDA – </w:t>
-      </w:r>
-      <w:r>
-        <w:t xml:space="preserve">Analisi delle prestazioni su </w:t>
-      </w:r>
-      <w:r>
-        <w:t xml:space="preserve">diverse </w:t>
-      </w:r>
-      <w:r>
-        <w:t>griglie e generazioni</w:t>
-      </w:r>
-    </w:p>
-    <w:p>
-      <w:pPr>
-        <w:jc w:val="both"/>
-        <w:rPr>
-          <w:sz w:val="20"/>
-          <w:szCs w:val="20"/>
-        </w:rPr>
-      </w:pPr>
-      <w:r>
-        <w:rPr>
-          <w:sz w:val="20"/>
-          <w:szCs w:val="20"/>
-        </w:rPr>
         <w:t>In questa parte siamo andati ad eseguire ulteriori test su simulazioni con griglie più grandi e con un numero elevato di generazioni</w:t>
       </w:r>
       <w:r>
@@ -20233,6 +21243,13 @@
           <w:sz w:val="20"/>
           <w:szCs w:val="20"/>
         </w:rPr>
+        <w:t xml:space="preserve"> tra i tre paradigmi di implementazione</w:t>
+      </w:r>
+      <w:r>
+        <w:rPr>
+          <w:sz w:val="20"/>
+          <w:szCs w:val="20"/>
+        </w:rPr>
         <w:t xml:space="preserve">. Come </w:t>
       </w:r>
       <w:r>
@@ -20240,7 +21257,14 @@
           <w:sz w:val="20"/>
           <w:szCs w:val="20"/>
         </w:rPr>
-        <w:t xml:space="preserve">implementazioni abbiamo utilizzato: sequenziale presentata nel </w:t>
+        <w:t>riferimento</w:t>
+      </w:r>
+      <w:r>
+        <w:rPr>
+          <w:sz w:val="20"/>
+          <w:szCs w:val="20"/>
+        </w:rPr>
+        <w:t xml:space="preserve"> abbiamo utilizzato: sequenziale presentata nel </w:t>
       </w:r>
       <w:r>
         <w:rPr>
@@ -22689,7 +23713,28 @@
           <w:sz w:val="20"/>
           <w:szCs w:val="20"/>
         </w:rPr>
-        <w:t>Confrontando i risultati presentati nella tabella si nota come l’efficacia delle diverse strategie di approccio al problema cambi in relazione alla dimensione.</w:t>
+        <w:t>Confrontando i risultati presentati nella tabella si nota come l’efficacia delle diverse strategie di approccio al problema cambi in relazione alla dimensione</w:t>
+      </w:r>
+      <w:r>
+        <w:rPr>
+          <w:sz w:val="20"/>
+          <w:szCs w:val="20"/>
+        </w:rPr>
+        <w:t xml:space="preserve"> della griglia e </w:t>
+      </w:r>
+      <w:r>
+        <w:rPr>
+          <w:sz w:val="20"/>
+          <w:szCs w:val="20"/>
+        </w:rPr>
+        <w:t>numero di generazioni simulate</w:t>
+      </w:r>
+      <w:r>
+        <w:rPr>
+          <w:sz w:val="20"/>
+          <w:szCs w:val="20"/>
+        </w:rPr>
+        <w:t>.</w:t>
       </w:r>
     </w:p>
     <w:p>
@@ -22733,7 +23778,21 @@
           <w:sz w:val="20"/>
           <w:szCs w:val="20"/>
         </w:rPr>
-        <w:t>da griglie di gioco piccole, speed-up nel calcolo delle generazioni enormemente superiori rispetto ad entrambe le altre soluzioni.</w:t>
+        <w:t xml:space="preserve">da griglie di gioco piccole, speed-up nel calcolo delle generazioni enormemente superiori rispetto </w:t>
+      </w:r>
+      <w:r>
+        <w:rPr>
+          <w:sz w:val="20"/>
+          <w:szCs w:val="20"/>
+        </w:rPr>
+        <w:t>al caso SIMD (-O0)</w:t>
+      </w:r>
+      <w:r>
+        <w:rPr>
+          <w:sz w:val="20"/>
+          <w:szCs w:val="20"/>
+        </w:rPr>
+        <w:t>.</w:t>
       </w:r>
     </w:p>
     <w:p>
@@ -22750,21 +23809,98 @@
           <w:sz w:val="20"/>
           <w:szCs w:val="20"/>
         </w:rPr>
-        <w:t>Vediamo anche l’impatto dell’overhead sequenziale totale tra gli speed-up nelle varie simulazioni CUDA. Questa differenza mostra come i tempi non legati all’esecuzione del kernel sia</w:t>
-      </w:r>
-      <w:r>
-        <w:rPr>
-          <w:sz w:val="20"/>
-          <w:szCs w:val="20"/>
-        </w:rPr>
-        <w:t>no</w:t>
-      </w:r>
-      <w:r>
-        <w:rPr>
-          <w:sz w:val="20"/>
-          <w:szCs w:val="20"/>
-        </w:rPr>
-        <w:t xml:space="preserve"> una porzione significativa del tempo totale di esecuzione, in particolare nelle griglie di piccola dimensione. Infatti, nella griglia più grande, l’overhead è proporzionalmente minore rispetto al calcolo effettivo delle generazioni, dimostrando come il parallelismo massivo offerto dalle GPU sia sfruttato al meglio quando la </w:t>
+        <w:t>In seconda analisi, osserviamo</w:t>
+      </w:r>
+      <w:r>
+        <w:rPr>
+          <w:sz w:val="20"/>
+          <w:szCs w:val="20"/>
+        </w:rPr>
+        <w:t xml:space="preserve"> </w:t>
+      </w:r>
+      <w:r>
+        <w:rPr>
+          <w:sz w:val="20"/>
+          <w:szCs w:val="20"/>
+        </w:rPr>
+        <w:t>come</w:t>
+      </w:r>
+      <w:r>
+        <w:rPr>
+          <w:sz w:val="20"/>
+          <w:szCs w:val="20"/>
+        </w:rPr>
+        <w:t xml:space="preserve"> l’overhead </w:t>
+      </w:r>
+      <w:r>
+        <w:rPr>
+          <w:sz w:val="20"/>
+          <w:szCs w:val="20"/>
+        </w:rPr>
+        <w:t>non parallelizzabile</w:t>
+      </w:r>
+      <w:r>
+        <w:rPr>
+          <w:sz w:val="20"/>
+          <w:szCs w:val="20"/>
+        </w:rPr>
+        <w:t xml:space="preserve"> tra gli speed-up nelle varie simulazioni CUDA</w:t>
+      </w:r>
+      <w:r>
+        <w:rPr>
+          <w:sz w:val="20"/>
+          <w:szCs w:val="20"/>
+        </w:rPr>
+        <w:t xml:space="preserve"> abbia un impatto variabile</w:t>
+      </w:r>
+      <w:r>
+        <w:rPr>
+          <w:sz w:val="20"/>
+          <w:szCs w:val="20"/>
+        </w:rPr>
+        <w:t xml:space="preserve">. </w:t>
+      </w:r>
+      <w:r>
+        <w:rPr>
+          <w:sz w:val="20"/>
+          <w:szCs w:val="20"/>
+        </w:rPr>
+        <w:t xml:space="preserve">Per griglie di piccola dimensione, infatti, </w:t>
+      </w:r>
+      <w:r>
+        <w:rPr>
+          <w:sz w:val="20"/>
+          <w:szCs w:val="20"/>
+        </w:rPr>
+        <w:t xml:space="preserve">i tempi non legati all’esecuzione del kernel </w:t>
+      </w:r>
+      <w:r>
+        <w:rPr>
+          <w:sz w:val="20"/>
+          <w:szCs w:val="20"/>
+        </w:rPr>
+        <w:t>rappresentano</w:t>
+      </w:r>
+      <w:r>
+        <w:rPr>
+          <w:sz w:val="20"/>
+          <w:szCs w:val="20"/>
+        </w:rPr>
+        <w:t xml:space="preserve"> una porzione significativa del tempo totale di esecuzione</w:t>
+      </w:r>
+      <w:r>
+        <w:rPr>
+          <w:sz w:val="20"/>
+          <w:szCs w:val="20"/>
+        </w:rPr>
+        <w:t xml:space="preserve">. Questo dimostra come </w:t>
+      </w:r>
+      <w:r>
+        <w:rPr>
+          <w:sz w:val="20"/>
+          <w:szCs w:val="20"/>
+        </w:rPr>
+        <w:t xml:space="preserve">il parallelismo massivo offerto dalle GPU sia sfruttato al meglio quando la </w:t>
       </w:r>
       <m:oMath>
         <m:r>
@@ -22773,7 +23909,23 @@
             <w:sz w:val="20"/>
             <w:szCs w:val="20"/>
           </w:rPr>
-          <m:t>dimensione dati &gt;&gt; overhead trasferimento</m:t>
+          <m:t>dimensione dati &gt;&gt; overhead</m:t>
+        </m:r>
+        <m:r>
+          <w:rPr>
+            <w:rFonts w:ascii="Cambria Math" w:hAnsi="Cambria Math"/>
+            <w:sz w:val="20"/>
+            <w:szCs w:val="20"/>
+          </w:rPr>
+          <m:t xml:space="preserve"> </m:t>
+        </m:r>
+        <m:r>
+          <w:rPr>
+            <w:rFonts w:ascii="Cambria Math" w:hAnsi="Cambria Math"/>
+            <w:sz w:val="20"/>
+            <w:szCs w:val="20"/>
+          </w:rPr>
+          <m:t>sequenziale</m:t>
         </m:r>
       </m:oMath>
       <w:r>
@@ -22782,7 +23934,31 @@
           <w:sz w:val="20"/>
           <w:szCs w:val="20"/>
         </w:rPr>
-        <w:t xml:space="preserve"> che diventa trascurabile rispetto al tempo di calcolo.</w:t>
+        <w:t>, il quale</w:t>
+      </w:r>
+      <w:r>
+        <w:rPr>
+          <w:rFonts w:eastAsiaTheme="minorEastAsia"/>
+          <w:sz w:val="20"/>
+          <w:szCs w:val="20"/>
+        </w:rPr>
+        <w:t xml:space="preserve"> diventa trascurabile rispetto al tempo di calcolo</w:t>
+      </w:r>
+      <w:r>
+        <w:rPr>
+          <w:rFonts w:eastAsiaTheme="minorEastAsia"/>
+          <w:sz w:val="20"/>
+          <w:szCs w:val="20"/>
+        </w:rPr>
+        <w:t xml:space="preserve"> totale</w:t>
+      </w:r>
+      <w:r>
+        <w:rPr>
+          <w:rFonts w:eastAsiaTheme="minorEastAsia"/>
+          <w:sz w:val="20"/>
+          <w:szCs w:val="20"/>
+        </w:rPr>
+        <w:t>.</w:t>
       </w:r>
     </w:p>
     <w:p>
@@ -22861,7 +24037,23 @@
           <w:sz w:val="20"/>
           <w:szCs w:val="20"/>
         </w:rPr>
-        <w:t xml:space="preserve">In questa configurazione sia la logica del GoL </w:t>
+        <w:t xml:space="preserve">In questa configurazione sia la logica del </w:t>
+      </w:r>
+      <w:proofErr w:type="spellStart"/>
+      <w:r>
+        <w:rPr>
+          <w:sz w:val="20"/>
+          <w:szCs w:val="20"/>
+        </w:rPr>
+        <w:t>GoL</w:t>
+      </w:r>
+      <w:proofErr w:type="spellEnd"/>
+      <w:r>
+        <w:rPr>
+          <w:sz w:val="20"/>
+          <w:szCs w:val="20"/>
+        </w:rPr>
+        <w:t xml:space="preserve"> </w:t>
       </w:r>
       <w:r>
         <w:rPr>
@@ -22934,7 +24126,23 @@
           <w:sz w:val="20"/>
           <w:szCs w:val="20"/>
         </w:rPr>
-        <w:t xml:space="preserve"> calcola il nuovo stato della griglia di gioco salvandola direttamente in VRAM</w:t>
+        <w:t xml:space="preserve"> calcola il nuovo stato della griglia di gioco salvandola direttamente in </w:t>
+      </w:r>
+      <w:r>
+        <w:rPr>
+          <w:rFonts w:cs="Courier New"/>
+          <w:sz w:val="20"/>
+          <w:szCs w:val="20"/>
+        </w:rPr>
+        <w:t>V</w:t>
+      </w:r>
+      <w:r>
+        <w:rPr>
+          <w:rFonts w:cs="Courier New"/>
+          <w:sz w:val="20"/>
+          <w:szCs w:val="20"/>
+        </w:rPr>
+        <w:t>RAM</w:t>
       </w:r>
       <w:r>
         <w:rPr>
@@ -23166,7 +24374,23 @@
           <w:sz w:val="20"/>
           <w:szCs w:val="20"/>
         </w:rPr>
-        <w:t xml:space="preserve">dalla VRAM </w:t>
+        <w:t xml:space="preserve">dalla </w:t>
+      </w:r>
+      <w:r>
+        <w:rPr>
+          <w:rFonts w:cs="Courier New"/>
+          <w:sz w:val="20"/>
+          <w:szCs w:val="20"/>
+        </w:rPr>
+        <w:t>V</w:t>
+      </w:r>
+      <w:r>
+        <w:rPr>
+          <w:rFonts w:cs="Courier New"/>
+          <w:sz w:val="20"/>
+          <w:szCs w:val="20"/>
+        </w:rPr>
+        <w:t xml:space="preserve">RAM </w:t>
       </w:r>
       <w:r>
         <w:rPr>
@@ -23238,7 +24462,13 @@
       </w:pPr>
       <w:r>
         <w:lastRenderedPageBreak/>
-        <w:t xml:space="preserve">7.1 </w:t>
+        <w:t>7.</w:t>
+      </w:r>
+      <w:r>
+        <w:t>2</w:t>
+      </w:r>
+      <w:r>
+        <w:t xml:space="preserve"> </w:t>
       </w:r>
       <w:r>
         <w:t>Logica SIMD CPU + rendering GPU</w:t>
@@ -23346,12 +24576,21 @@
         </w:rPr>
         <w:t xml:space="preserve">memoria </w:t>
       </w:r>
-      <w:r>
-        <w:rPr>
-          <w:sz w:val="20"/>
-          <w:szCs w:val="20"/>
-        </w:rPr>
-        <w:t xml:space="preserve">device GPU con </w:t>
+      <w:proofErr w:type="gramStart"/>
+      <w:r>
+        <w:rPr>
+          <w:sz w:val="20"/>
+          <w:szCs w:val="20"/>
+        </w:rPr>
+        <w:t>device</w:t>
+      </w:r>
+      <w:proofErr w:type="gramEnd"/>
+      <w:r>
+        <w:rPr>
+          <w:sz w:val="20"/>
+          <w:szCs w:val="20"/>
+        </w:rPr>
+        <w:t xml:space="preserve"> GPU con </w:t>
       </w:r>
       <w:r>
         <w:rPr>
@@ -23367,7 +24606,25 @@
           <w:sz w:val="20"/>
           <w:szCs w:val="20"/>
         </w:rPr>
-        <w:t>(potenziale bottleneck)</w:t>
+        <w:t xml:space="preserve">(potenziale </w:t>
+      </w:r>
+      <w:proofErr w:type="spellStart"/>
+      <w:r>
+        <w:rPr>
+          <w:rFonts w:cs="Courier New"/>
+          <w:sz w:val="20"/>
+          <w:szCs w:val="20"/>
+        </w:rPr>
+        <w:t>bottleneck</w:t>
+      </w:r>
+      <w:proofErr w:type="spellEnd"/>
+      <w:r>
+        <w:rPr>
+          <w:rFonts w:cs="Courier New"/>
+          <w:sz w:val="20"/>
+          <w:szCs w:val="20"/>
+        </w:rPr>
+        <w:t>)</w:t>
       </w:r>
       <w:r>
         <w:rPr>
@@ -23659,8 +24916,19 @@
                 <w:sz w:val="18"/>
                 <w:szCs w:val="18"/>
               </w:rPr>
-              <w:t>Rendering/V-Sync</w:t>
-            </w:r>
+              <w:t>Rendering/V-</w:t>
+            </w:r>
+            <w:proofErr w:type="spellStart"/>
+            <w:r>
+              <w:rPr>
+                <w:b/>
+                <w:bCs/>
+                <w:sz w:val="18"/>
+                <w:szCs w:val="18"/>
+              </w:rPr>
+              <w:t>Sync</w:t>
+            </w:r>
+            <w:proofErr w:type="spellEnd"/>
           </w:p>
         </w:tc>
       </w:tr>
@@ -23807,8 +25075,19 @@
                 <w:sz w:val="18"/>
                 <w:szCs w:val="18"/>
               </w:rPr>
-              <w:t>Rendering/V-Sync</w:t>
-            </w:r>
+              <w:t>Rendering/V-</w:t>
+            </w:r>
+            <w:proofErr w:type="spellStart"/>
+            <w:r>
+              <w:rPr>
+                <w:b/>
+                <w:bCs/>
+                <w:sz w:val="18"/>
+                <w:szCs w:val="18"/>
+              </w:rPr>
+              <w:t>Sync</w:t>
+            </w:r>
+            <w:proofErr w:type="spellEnd"/>
           </w:p>
         </w:tc>
       </w:tr>
@@ -23835,7 +25114,21 @@
           <w:sz w:val="20"/>
           <w:szCs w:val="20"/>
         </w:rPr>
-        <w:t>Possiamo vedere come per griglie relativamente piccole le performance totali siano virtualmente identiche</w:t>
+        <w:t xml:space="preserve">Possiamo vedere come per griglie relativamente piccole le performance totali siano </w:t>
+      </w:r>
+      <w:r>
+        <w:rPr>
+          <w:sz w:val="20"/>
+          <w:szCs w:val="20"/>
+        </w:rPr>
+        <w:t>praticamente</w:t>
+      </w:r>
+      <w:r>
+        <w:rPr>
+          <w:sz w:val="20"/>
+          <w:szCs w:val="20"/>
+        </w:rPr>
+        <w:t xml:space="preserve"> identiche</w:t>
       </w:r>
       <w:r>
         <w:rPr>
@@ -23849,7 +25142,58 @@
           <w:sz w:val="20"/>
           <w:szCs w:val="20"/>
         </w:rPr>
-        <w:t xml:space="preserve"> dovuto al dominio dell’overhead della gestione della finestra e sincronizzazione con il refresh rate del monitor (tempi concordi a 60 FPS) sul calcolo della logica del GoL.</w:t>
+        <w:t xml:space="preserve"> dovuto al</w:t>
+      </w:r>
+      <w:r>
+        <w:rPr>
+          <w:sz w:val="20"/>
+          <w:szCs w:val="20"/>
+        </w:rPr>
+        <w:t xml:space="preserve"> predomin</w:t>
+      </w:r>
+      <w:r>
+        <w:rPr>
+          <w:sz w:val="20"/>
+          <w:szCs w:val="20"/>
+        </w:rPr>
+        <w:t>io</w:t>
+      </w:r>
+      <w:r>
+        <w:rPr>
+          <w:sz w:val="20"/>
+          <w:szCs w:val="20"/>
+        </w:rPr>
+        <w:t xml:space="preserve"> dell’overhead della gestione della finestra e sincronizzazione con il refresh rate del monitor (tempi concordi a 60 FPS) </w:t>
+      </w:r>
+      <w:r>
+        <w:rPr>
+          <w:sz w:val="20"/>
+          <w:szCs w:val="20"/>
+        </w:rPr>
+        <w:t>sul</w:t>
+      </w:r>
+      <w:r>
+        <w:rPr>
+          <w:sz w:val="20"/>
+          <w:szCs w:val="20"/>
+        </w:rPr>
+        <w:t xml:space="preserve"> calcolo della logica del </w:t>
+      </w:r>
+      <w:proofErr w:type="spellStart"/>
+      <w:r>
+        <w:rPr>
+          <w:sz w:val="20"/>
+          <w:szCs w:val="20"/>
+        </w:rPr>
+        <w:t>GoL</w:t>
+      </w:r>
+      <w:proofErr w:type="spellEnd"/>
+      <w:r>
+        <w:rPr>
+          <w:sz w:val="20"/>
+          <w:szCs w:val="20"/>
+        </w:rPr>
+        <w:t>.</w:t>
       </w:r>
     </w:p>
     <w:tbl>
@@ -24130,7 +25474,51 @@
           <w:sz w:val="20"/>
           <w:szCs w:val="20"/>
         </w:rPr>
-        <w:t xml:space="preserve">All’aumentare della griglia il bottleneck passa dall’overhead di rendering </w:t>
+        <w:t xml:space="preserve">All’aumentare della </w:t>
+      </w:r>
+      <w:r>
+        <w:rPr>
+          <w:sz w:val="20"/>
+          <w:szCs w:val="20"/>
+        </w:rPr>
+        <w:t xml:space="preserve">dimensione della </w:t>
+      </w:r>
+      <w:r>
+        <w:rPr>
+          <w:sz w:val="20"/>
+          <w:szCs w:val="20"/>
+        </w:rPr>
+        <w:t>griglia</w:t>
+      </w:r>
+      <w:r>
+        <w:rPr>
+          <w:sz w:val="20"/>
+          <w:szCs w:val="20"/>
+        </w:rPr>
+        <w:t>,</w:t>
+      </w:r>
+      <w:r>
+        <w:rPr>
+          <w:sz w:val="20"/>
+          <w:szCs w:val="20"/>
+        </w:rPr>
+        <w:t xml:space="preserve"> il </w:t>
+      </w:r>
+      <w:proofErr w:type="spellStart"/>
+      <w:r>
+        <w:rPr>
+          <w:sz w:val="20"/>
+          <w:szCs w:val="20"/>
+        </w:rPr>
+        <w:t>bottleneck</w:t>
+      </w:r>
+      <w:proofErr w:type="spellEnd"/>
+      <w:r>
+        <w:rPr>
+          <w:sz w:val="20"/>
+          <w:szCs w:val="20"/>
+        </w:rPr>
+        <w:t xml:space="preserve"> passa dall’overhead di rendering </w:t>
       </w:r>
       <w:r>
         <w:rPr>
@@ -24205,7 +25593,7 @@
           <w:noProof/>
         </w:rPr>
         <w:drawing>
-          <wp:inline distT="0" distB="0" distL="0" distR="0" wp14:anchorId="5C033368" wp14:editId="7F93EDC7">
+          <wp:inline distT="0" distB="0" distL="0" distR="0" wp14:anchorId="5C033368" wp14:editId="344ECC0D">
             <wp:extent cx="4737640" cy="2778826"/>
             <wp:effectExtent l="0" t="0" r="6350" b="2540"/>
             <wp:docPr id="1019883301" name="Immagine 3"/>
